--- a/lessons/8-1/downloads/reveal/8.1-session-2-practice-form-a.docx
+++ b/lessons/8-1/downloads/reveal/8.1-session-2-practice-form-a.docx
@@ -15,7 +15,7 @@
         <w:rPr>
           <w:rFonts w:ascii="Avenir Next" w:hAnsi="Avenir Next" w:cs="Avenir Next" w:eastAsia="Avenir Next"/>
           <w:color w:val="1A1A1A"/>
-          <w:sz w:val="20"/>
+          <w:sz w:val="22"/>
           <w:szCs w:val="20"/>
         </w:rPr>
         <w:t xml:space="preserve">Name</w:t>
@@ -33,7 +33,7 @@
         <w:rPr>
           <w:rFonts w:ascii="Avenir Next" w:hAnsi="Avenir Next" w:cs="Avenir Next" w:eastAsia="Avenir Next"/>
           <w:color w:val="1A1A1A"/>
-          <w:sz w:val="20"/>
+          <w:sz w:val="22"/>
           <w:szCs w:val="20"/>
         </w:rPr>
         <w:t xml:space="preserve">   Date</w:t>
@@ -51,7 +51,7 @@
         <w:rPr>
           <w:rFonts w:ascii="Avenir Next" w:hAnsi="Avenir Next" w:cs="Avenir Next" w:eastAsia="Avenir Next"/>
           <w:color w:val="1A1A1A"/>
-          <w:sz w:val="20"/>
+          <w:sz w:val="22"/>
           <w:szCs w:val="20"/>
         </w:rPr>
         <w:t xml:space="preserve">   Period</w:t>
@@ -78,7 +78,7 @@
           <w:caps/>
           <w:color w:val="003A70"/>
           <w:spacing w:val="12"/>
-          <w:sz w:val="19"/>
+          <w:sz w:val="22"/>
           <w:szCs w:val="19"/>
         </w:rPr>
         <w:t xml:space="preserve">Lesson 8-1  ·  Session 2  ·  Practice  ·  Form A</w:t>
@@ -86,6 +86,7 @@
     </w:p>
     <w:p>
       <w:pPr>
+        <w:pStyle w:val="Heading1"/>
         <w:keepNext/>
         <w:spacing w:before="0" w:after="10" w:line="240" w:lineRule="auto"/>
       </w:pPr>
@@ -111,7 +112,7 @@
         <w:rPr>
           <w:rFonts w:ascii="Avenir Next" w:hAnsi="Avenir Next" w:cs="Avenir Next" w:eastAsia="Avenir Next"/>
           <w:color w:val="5A5F66"/>
-          <w:sz w:val="17"/>
+          <w:sz w:val="22"/>
           <w:szCs w:val="17"/>
         </w:rPr>
         <w:t xml:space="preserve">Learning target — I can write an equation for a situation and test a proposed answer.</w:t>
@@ -128,7 +129,7 @@
     </w:p>
     <w:p>
       <w:pPr>
-        <w:spacing w:before="0" w:after="0" w:line="60" w:lineRule="auto"/>
+        <w:spacing w:before="0" w:after="0" w:line="50" w:lineRule="exact"/>
       </w:pPr>
     </w:p>
     <w:tbl>
@@ -167,6 +168,7 @@
           </w:tcPr>
           <w:p>
             <w:pPr>
+              <w:pStyle w:val="Heading2"/>
               <w:spacing w:before="0" w:after="40" w:line="264" w:lineRule="auto"/>
             </w:pPr>
             <w:r>
@@ -194,44 +196,44 @@
                 <w:rFonts w:ascii="Avenir Next" w:hAnsi="Avenir Next" w:cs="Avenir Next" w:eastAsia="Avenir Next"/>
                 <w:b/>
                 <w:color w:val="003A70"/>
+                <w:sz w:val="22"/>
+                <w:szCs w:val="18"/>
+              </w:rPr>
+              <w:t xml:space="preserve">•</w:t>
+            </w:r>
+            <w:r>
+              <w:rPr>
+                <w:rFonts w:ascii="Avenir Next" w:hAnsi="Avenir Next" w:cs="Avenir Next" w:eastAsia="Avenir Next"/>
+                <w:color w:val="1A1A1A"/>
                 <w:sz w:val="18"/>
                 <w:szCs w:val="18"/>
               </w:rPr>
-              <w:t xml:space="preserve">•</w:t>
-            </w:r>
-            <w:r>
-              <w:rPr>
-                <w:rFonts w:ascii="Avenir Next" w:hAnsi="Avenir Next" w:cs="Avenir Next" w:eastAsia="Avenir Next"/>
-                <w:color w:val="1A1A1A"/>
-                <w:sz w:val="18"/>
+              <w:tab/>
+            </w:r>
+            <w:r>
+              <w:rPr>
+                <w:rFonts w:ascii="Avenir Next" w:hAnsi="Avenir Next" w:cs="Avenir Next" w:eastAsia="Avenir Next"/>
+                <w:color w:val="1A1A1A"/>
+                <w:sz w:val="22"/>
                 <w:szCs w:val="18"/>
               </w:rPr>
-              <w:tab/>
-            </w:r>
-            <w:r>
-              <w:rPr>
-                <w:rFonts w:ascii="Avenir Next" w:hAnsi="Avenir Next" w:cs="Avenir Next" w:eastAsia="Avenir Next"/>
-                <w:color w:val="1A1A1A"/>
-                <w:sz w:val="18"/>
+              <w:t xml:space="preserve">Name the </w:t>
+            </w:r>
+            <w:r>
+              <w:rPr>
+                <w:rFonts w:ascii="Avenir Next" w:hAnsi="Avenir Next" w:cs="Avenir Next" w:eastAsia="Avenir Next"/>
+                <w:b/>
+                <w:color w:val="1A1A1A"/>
+                <w:sz w:val="22"/>
                 <w:szCs w:val="18"/>
               </w:rPr>
-              <w:t xml:space="preserve">Name the </w:t>
-            </w:r>
-            <w:r>
-              <w:rPr>
-                <w:rFonts w:ascii="Avenir Next" w:hAnsi="Avenir Next" w:cs="Avenir Next" w:eastAsia="Avenir Next"/>
-                <w:b/>
-                <w:color w:val="1A1A1A"/>
-                <w:sz w:val="18"/>
-                <w:szCs w:val="18"/>
-              </w:rPr>
               <w:t xml:space="preserve">unknown</w:t>
             </w:r>
             <w:r>
               <w:rPr>
                 <w:rFonts w:ascii="Avenir Next" w:hAnsi="Avenir Next" w:cs="Avenir Next" w:eastAsia="Avenir Next"/>
                 <w:color w:val="1A1A1A"/>
-                <w:sz w:val="18"/>
+                <w:sz w:val="22"/>
                 <w:szCs w:val="18"/>
               </w:rPr>
               <w:t xml:space="preserve"> with a letter and say what it stands for.</w:t>
@@ -250,73 +252,73 @@
                 <w:rFonts w:ascii="Avenir Next" w:hAnsi="Avenir Next" w:cs="Avenir Next" w:eastAsia="Avenir Next"/>
                 <w:b/>
                 <w:color w:val="003A70"/>
+                <w:sz w:val="22"/>
+                <w:szCs w:val="18"/>
+              </w:rPr>
+              <w:t xml:space="preserve">•</w:t>
+            </w:r>
+            <w:r>
+              <w:rPr>
+                <w:rFonts w:ascii="Avenir Next" w:hAnsi="Avenir Next" w:cs="Avenir Next" w:eastAsia="Avenir Next"/>
+                <w:color w:val="1A1A1A"/>
                 <w:sz w:val="18"/>
                 <w:szCs w:val="18"/>
               </w:rPr>
-              <w:t xml:space="preserve">•</w:t>
-            </w:r>
-            <w:r>
-              <w:rPr>
-                <w:rFonts w:ascii="Avenir Next" w:hAnsi="Avenir Next" w:cs="Avenir Next" w:eastAsia="Avenir Next"/>
-                <w:color w:val="1A1A1A"/>
-                <w:sz w:val="18"/>
+              <w:tab/>
+            </w:r>
+            <w:r>
+              <w:rPr>
+                <w:rFonts w:ascii="Avenir Next" w:hAnsi="Avenir Next" w:cs="Avenir Next" w:eastAsia="Avenir Next"/>
+                <w:b/>
+                <w:color w:val="1A1A1A"/>
+                <w:sz w:val="22"/>
                 <w:szCs w:val="18"/>
               </w:rPr>
-              <w:tab/>
-            </w:r>
-            <w:r>
-              <w:rPr>
-                <w:rFonts w:ascii="Avenir Next" w:hAnsi="Avenir Next" w:cs="Avenir Next" w:eastAsia="Avenir Next"/>
-                <w:b/>
-                <w:color w:val="1A1A1A"/>
-                <w:sz w:val="18"/>
+              <w:t xml:space="preserve">More / added</w:t>
+            </w:r>
+            <w:r>
+              <w:rPr>
+                <w:rFonts w:ascii="Avenir Next" w:hAnsi="Avenir Next" w:cs="Avenir Next" w:eastAsia="Avenir Next"/>
+                <w:color w:val="1A1A1A"/>
+                <w:sz w:val="22"/>
                 <w:szCs w:val="18"/>
               </w:rPr>
-              <w:t xml:space="preserve">More / added</w:t>
-            </w:r>
-            <w:r>
-              <w:rPr>
-                <w:rFonts w:ascii="Avenir Next" w:hAnsi="Avenir Next" w:cs="Avenir Next" w:eastAsia="Avenir Next"/>
-                <w:color w:val="1A1A1A"/>
-                <w:sz w:val="18"/>
+              <w:t xml:space="preserve">: +.  </w:t>
+            </w:r>
+            <w:r>
+              <w:rPr>
+                <w:rFonts w:ascii="Avenir Next" w:hAnsi="Avenir Next" w:cs="Avenir Next" w:eastAsia="Avenir Next"/>
+                <w:b/>
+                <w:color w:val="1A1A1A"/>
+                <w:sz w:val="22"/>
                 <w:szCs w:val="18"/>
               </w:rPr>
-              <w:t xml:space="preserve">: +.  </w:t>
-            </w:r>
-            <w:r>
-              <w:rPr>
-                <w:rFonts w:ascii="Avenir Next" w:hAnsi="Avenir Next" w:cs="Avenir Next" w:eastAsia="Avenir Next"/>
-                <w:b/>
-                <w:color w:val="1A1A1A"/>
-                <w:sz w:val="18"/>
+              <w:t xml:space="preserve">Left / fewer</w:t>
+            </w:r>
+            <w:r>
+              <w:rPr>
+                <w:rFonts w:ascii="Avenir Next" w:hAnsi="Avenir Next" w:cs="Avenir Next" w:eastAsia="Avenir Next"/>
+                <w:color w:val="1A1A1A"/>
+                <w:sz w:val="22"/>
                 <w:szCs w:val="18"/>
               </w:rPr>
-              <w:t xml:space="preserve">Left / fewer</w:t>
-            </w:r>
-            <w:r>
-              <w:rPr>
-                <w:rFonts w:ascii="Avenir Next" w:hAnsi="Avenir Next" w:cs="Avenir Next" w:eastAsia="Avenir Next"/>
-                <w:color w:val="1A1A1A"/>
-                <w:sz w:val="18"/>
+              <w:t xml:space="preserve">: −.  </w:t>
+            </w:r>
+            <w:r>
+              <w:rPr>
+                <w:rFonts w:ascii="Avenir Next" w:hAnsi="Avenir Next" w:cs="Avenir Next" w:eastAsia="Avenir Next"/>
+                <w:b/>
+                <w:color w:val="1A1A1A"/>
+                <w:sz w:val="22"/>
                 <w:szCs w:val="18"/>
               </w:rPr>
-              <w:t xml:space="preserve">: −.  </w:t>
-            </w:r>
-            <w:r>
-              <w:rPr>
-                <w:rFonts w:ascii="Avenir Next" w:hAnsi="Avenir Next" w:cs="Avenir Next" w:eastAsia="Avenir Next"/>
-                <w:b/>
-                <w:color w:val="1A1A1A"/>
-                <w:sz w:val="18"/>
-                <w:szCs w:val="18"/>
-              </w:rPr>
               <w:t xml:space="preserve">Each / equal groups</w:t>
             </w:r>
             <w:r>
               <w:rPr>
                 <w:rFonts w:ascii="Avenir Next" w:hAnsi="Avenir Next" w:cs="Avenir Next" w:eastAsia="Avenir Next"/>
                 <w:color w:val="1A1A1A"/>
-                <w:sz w:val="18"/>
+                <w:sz w:val="22"/>
                 <w:szCs w:val="18"/>
               </w:rPr>
               <w:t xml:space="preserve">: ×.</w:t>
@@ -335,44 +337,44 @@
                 <w:rFonts w:ascii="Avenir Next" w:hAnsi="Avenir Next" w:cs="Avenir Next" w:eastAsia="Avenir Next"/>
                 <w:b/>
                 <w:color w:val="003A70"/>
+                <w:sz w:val="22"/>
+                <w:szCs w:val="18"/>
+              </w:rPr>
+              <w:t xml:space="preserve">•</w:t>
+            </w:r>
+            <w:r>
+              <w:rPr>
+                <w:rFonts w:ascii="Avenir Next" w:hAnsi="Avenir Next" w:cs="Avenir Next" w:eastAsia="Avenir Next"/>
+                <w:color w:val="1A1A1A"/>
                 <w:sz w:val="18"/>
                 <w:szCs w:val="18"/>
               </w:rPr>
-              <w:t xml:space="preserve">•</w:t>
-            </w:r>
-            <w:r>
-              <w:rPr>
-                <w:rFonts w:ascii="Avenir Next" w:hAnsi="Avenir Next" w:cs="Avenir Next" w:eastAsia="Avenir Next"/>
-                <w:color w:val="1A1A1A"/>
-                <w:sz w:val="18"/>
+              <w:tab/>
+            </w:r>
+            <w:r>
+              <w:rPr>
+                <w:rFonts w:ascii="Avenir Next" w:hAnsi="Avenir Next" w:cs="Avenir Next" w:eastAsia="Avenir Next"/>
+                <w:color w:val="1A1A1A"/>
+                <w:sz w:val="22"/>
                 <w:szCs w:val="18"/>
               </w:rPr>
-              <w:tab/>
-            </w:r>
-            <w:r>
-              <w:rPr>
-                <w:rFonts w:ascii="Avenir Next" w:hAnsi="Avenir Next" w:cs="Avenir Next" w:eastAsia="Avenir Next"/>
-                <w:color w:val="1A1A1A"/>
-                <w:sz w:val="18"/>
+              <w:t xml:space="preserve">Estimate, </w:t>
+            </w:r>
+            <w:r>
+              <w:rPr>
+                <w:rFonts w:ascii="Avenir Next" w:hAnsi="Avenir Next" w:cs="Avenir Next" w:eastAsia="Avenir Next"/>
+                <w:b/>
+                <w:color w:val="1A1A1A"/>
+                <w:sz w:val="22"/>
                 <w:szCs w:val="18"/>
               </w:rPr>
-              <w:t xml:space="preserve">Estimate, </w:t>
-            </w:r>
-            <w:r>
-              <w:rPr>
-                <w:rFonts w:ascii="Avenir Next" w:hAnsi="Avenir Next" w:cs="Avenir Next" w:eastAsia="Avenir Next"/>
-                <w:b/>
-                <w:color w:val="1A1A1A"/>
-                <w:sz w:val="18"/>
-                <w:szCs w:val="18"/>
-              </w:rPr>
               <w:t xml:space="preserve">test</w:t>
             </w:r>
             <w:r>
               <w:rPr>
                 <w:rFonts w:ascii="Avenir Next" w:hAnsi="Avenir Next" w:cs="Avenir Next" w:eastAsia="Avenir Next"/>
                 <w:color w:val="1A1A1A"/>
-                <w:sz w:val="18"/>
+                <w:sz w:val="22"/>
                 <w:szCs w:val="18"/>
               </w:rPr>
               <w:t xml:space="preserve"> your value, then revise until both sides match.</w:t>
@@ -387,6 +389,7 @@
           </w:tcPr>
           <w:p>
             <w:pPr>
+              <w:pStyle w:val="Heading2"/>
               <w:spacing w:before="0" w:after="40" w:line="264" w:lineRule="auto"/>
             </w:pPr>
             <w:r>
@@ -409,7 +412,7 @@
               <w:rPr>
                 <w:rFonts w:ascii="Avenir Next" w:hAnsi="Avenir Next" w:cs="Avenir Next" w:eastAsia="Avenir Next"/>
                 <w:color w:val="1A1A1A"/>
-                <w:sz w:val="17"/>
+                <w:sz w:val="22"/>
                 <w:szCs w:val="17"/>
               </w:rPr>
               <w:t xml:space="preserve">A baker made 64 rolls. Some were sold, and 27 were left. Write an equation and find the rolls sold.</w:t>
@@ -428,35 +431,54 @@
                 <w:rFonts w:ascii="Avenir Next" w:hAnsi="Avenir Next" w:cs="Avenir Next" w:eastAsia="Avenir Next"/>
                 <w:b/>
                 <w:color w:val="003A70"/>
+                <w:sz w:val="22"/>
+                <w:szCs w:val="17"/>
+              </w:rPr>
+              <w:t xml:space="preserve">Step 1</w:t>
+            </w:r>
+            <w:r>
+              <w:rPr>
+                <w:rFonts w:ascii="Avenir Next" w:hAnsi="Avenir Next" w:cs="Avenir Next" w:eastAsia="Avenir Next"/>
+                <w:color w:val="1A1A1A"/>
                 <w:sz w:val="17"/>
                 <w:szCs w:val="17"/>
               </w:rPr>
-              <w:t xml:space="preserve">Step 1</w:t>
-            </w:r>
-            <w:r>
-              <w:rPr>
-                <w:rFonts w:ascii="Avenir Next" w:hAnsi="Avenir Next" w:cs="Avenir Next" w:eastAsia="Avenir Next"/>
-                <w:color w:val="1A1A1A"/>
-                <w:sz w:val="17"/>
+              <w:tab/>
+            </w:r>
+            <w:r>
+              <w:rPr>
+                <w:rFonts w:ascii="Avenir Next" w:hAnsi="Avenir Next" w:cs="Avenir Next" w:eastAsia="Avenir Next"/>
+                <w:color w:val="1A1A1A"/>
+                <w:sz w:val="22"/>
                 <w:szCs w:val="17"/>
               </w:rPr>
-              <w:tab/>
-            </w:r>
-            <w:r>
-              <w:rPr>
-                <w:rFonts w:ascii="Avenir Next" w:hAnsi="Avenir Next" w:cs="Avenir Next" w:eastAsia="Avenir Next"/>
-                <w:color w:val="1A1A1A"/>
-                <w:sz w:val="17"/>
+              <w:t xml:space="preserve">Let </w:t>
+            </w:r>
+            <w:r>
+              <w:rPr>
+                <w:rFonts w:ascii="Avenir Next" w:hAnsi="Avenir Next" w:cs="Avenir Next" w:eastAsia="Avenir Next"/>
+                <w:i/>
+                <w:color w:val="1A1A1A"/>
+                <w:sz w:val="22"/>
                 <w:szCs w:val="17"/>
               </w:rPr>
-              <w:t xml:space="preserve">Let </w:t>
+              <w:t xml:space="preserve">r</w:t>
+            </w:r>
+            <w:r>
+              <w:rPr>
+                <w:rFonts w:ascii="Avenir Next" w:hAnsi="Avenir Next" w:cs="Avenir Next" w:eastAsia="Avenir Next"/>
+                <w:color w:val="1A1A1A"/>
+                <w:sz w:val="22"/>
+                <w:szCs w:val="17"/>
+              </w:rPr>
+              <w:t xml:space="preserve"> = rolls sold. Made − sold = left: 64 − </w:t>
             </w:r>
             <w:r>
               <w:rPr>
                 <w:rFonts w:ascii="Avenir Next" w:hAnsi="Avenir Next" w:cs="Avenir Next" w:eastAsia="Avenir Next"/>
                 <w:i/>
                 <w:color w:val="1A1A1A"/>
-                <w:sz w:val="17"/>
+                <w:sz w:val="22"/>
                 <w:szCs w:val="17"/>
               </w:rPr>
               <w:t xml:space="preserve">r</w:t>
@@ -465,26 +487,7 @@
               <w:rPr>
                 <w:rFonts w:ascii="Avenir Next" w:hAnsi="Avenir Next" w:cs="Avenir Next" w:eastAsia="Avenir Next"/>
                 <w:color w:val="1A1A1A"/>
-                <w:sz w:val="17"/>
-                <w:szCs w:val="17"/>
-              </w:rPr>
-              <w:t xml:space="preserve"> = rolls sold. Made − sold = left: 64 − </w:t>
-            </w:r>
-            <w:r>
-              <w:rPr>
-                <w:rFonts w:ascii="Avenir Next" w:hAnsi="Avenir Next" w:cs="Avenir Next" w:eastAsia="Avenir Next"/>
-                <w:i/>
-                <w:color w:val="1A1A1A"/>
-                <w:sz w:val="17"/>
-                <w:szCs w:val="17"/>
-              </w:rPr>
-              <w:t xml:space="preserve">r</w:t>
-            </w:r>
-            <w:r>
-              <w:rPr>
-                <w:rFonts w:ascii="Avenir Next" w:hAnsi="Avenir Next" w:cs="Avenir Next" w:eastAsia="Avenir Next"/>
-                <w:color w:val="1A1A1A"/>
-                <w:sz w:val="17"/>
+                <w:sz w:val="22"/>
                 <w:szCs w:val="17"/>
               </w:rPr>
               <w:t xml:space="preserve"> = 27.</w:t>
@@ -503,44 +506,44 @@
                 <w:rFonts w:ascii="Avenir Next" w:hAnsi="Avenir Next" w:cs="Avenir Next" w:eastAsia="Avenir Next"/>
                 <w:b/>
                 <w:color w:val="003A70"/>
+                <w:sz w:val="22"/>
+                <w:szCs w:val="17"/>
+              </w:rPr>
+              <w:t xml:space="preserve">Step 2</w:t>
+            </w:r>
+            <w:r>
+              <w:rPr>
+                <w:rFonts w:ascii="Avenir Next" w:hAnsi="Avenir Next" w:cs="Avenir Next" w:eastAsia="Avenir Next"/>
+                <w:color w:val="1A1A1A"/>
                 <w:sz w:val="17"/>
                 <w:szCs w:val="17"/>
               </w:rPr>
-              <w:t xml:space="preserve">Step 2</w:t>
-            </w:r>
-            <w:r>
-              <w:rPr>
-                <w:rFonts w:ascii="Avenir Next" w:hAnsi="Avenir Next" w:cs="Avenir Next" w:eastAsia="Avenir Next"/>
-                <w:color w:val="1A1A1A"/>
-                <w:sz w:val="17"/>
+              <w:tab/>
+            </w:r>
+            <w:r>
+              <w:rPr>
+                <w:rFonts w:ascii="Avenir Next" w:hAnsi="Avenir Next" w:cs="Avenir Next" w:eastAsia="Avenir Next"/>
+                <w:color w:val="1A1A1A"/>
+                <w:sz w:val="22"/>
                 <w:szCs w:val="17"/>
               </w:rPr>
-              <w:tab/>
-            </w:r>
-            <w:r>
-              <w:rPr>
-                <w:rFonts w:ascii="Avenir Next" w:hAnsi="Avenir Next" w:cs="Avenir Next" w:eastAsia="Avenir Next"/>
-                <w:color w:val="1A1A1A"/>
-                <w:sz w:val="17"/>
+              <w:t xml:space="preserve">Test </w:t>
+            </w:r>
+            <w:r>
+              <w:rPr>
+                <w:rFonts w:ascii="Avenir Next" w:hAnsi="Avenir Next" w:cs="Avenir Next" w:eastAsia="Avenir Next"/>
+                <w:i/>
+                <w:color w:val="1A1A1A"/>
+                <w:sz w:val="22"/>
                 <w:szCs w:val="17"/>
               </w:rPr>
-              <w:t xml:space="preserve">Test </w:t>
-            </w:r>
-            <w:r>
-              <w:rPr>
-                <w:rFonts w:ascii="Avenir Next" w:hAnsi="Avenir Next" w:cs="Avenir Next" w:eastAsia="Avenir Next"/>
-                <w:i/>
-                <w:color w:val="1A1A1A"/>
-                <w:sz w:val="17"/>
-                <w:szCs w:val="17"/>
-              </w:rPr>
               <w:t xml:space="preserve">r</w:t>
             </w:r>
             <w:r>
               <w:rPr>
                 <w:rFonts w:ascii="Avenir Next" w:hAnsi="Avenir Next" w:cs="Avenir Next" w:eastAsia="Avenir Next"/>
                 <w:color w:val="1A1A1A"/>
-                <w:sz w:val="17"/>
+                <w:sz w:val="22"/>
                 <w:szCs w:val="17"/>
               </w:rPr>
               <w:t xml:space="preserve"> = 35: 64 − 35 = 29. Too many are left.</w:t>
@@ -559,44 +562,44 @@
                 <w:rFonts w:ascii="Avenir Next" w:hAnsi="Avenir Next" w:cs="Avenir Next" w:eastAsia="Avenir Next"/>
                 <w:b/>
                 <w:color w:val="003A70"/>
+                <w:sz w:val="22"/>
+                <w:szCs w:val="17"/>
+              </w:rPr>
+              <w:t xml:space="preserve">Step 3</w:t>
+            </w:r>
+            <w:r>
+              <w:rPr>
+                <w:rFonts w:ascii="Avenir Next" w:hAnsi="Avenir Next" w:cs="Avenir Next" w:eastAsia="Avenir Next"/>
+                <w:color w:val="1A1A1A"/>
                 <w:sz w:val="17"/>
                 <w:szCs w:val="17"/>
               </w:rPr>
-              <w:t xml:space="preserve">Step 3</w:t>
-            </w:r>
-            <w:r>
-              <w:rPr>
-                <w:rFonts w:ascii="Avenir Next" w:hAnsi="Avenir Next" w:cs="Avenir Next" w:eastAsia="Avenir Next"/>
-                <w:color w:val="1A1A1A"/>
-                <w:sz w:val="17"/>
+              <w:tab/>
+            </w:r>
+            <w:r>
+              <w:rPr>
+                <w:rFonts w:ascii="Avenir Next" w:hAnsi="Avenir Next" w:cs="Avenir Next" w:eastAsia="Avenir Next"/>
+                <w:color w:val="1A1A1A"/>
+                <w:sz w:val="22"/>
                 <w:szCs w:val="17"/>
               </w:rPr>
-              <w:tab/>
-            </w:r>
-            <w:r>
-              <w:rPr>
-                <w:rFonts w:ascii="Avenir Next" w:hAnsi="Avenir Next" w:cs="Avenir Next" w:eastAsia="Avenir Next"/>
-                <w:color w:val="1A1A1A"/>
-                <w:sz w:val="17"/>
+              <w:t xml:space="preserve">Test </w:t>
+            </w:r>
+            <w:r>
+              <w:rPr>
+                <w:rFonts w:ascii="Avenir Next" w:hAnsi="Avenir Next" w:cs="Avenir Next" w:eastAsia="Avenir Next"/>
+                <w:i/>
+                <w:color w:val="1A1A1A"/>
+                <w:sz w:val="22"/>
                 <w:szCs w:val="17"/>
               </w:rPr>
-              <w:t xml:space="preserve">Test </w:t>
-            </w:r>
-            <w:r>
-              <w:rPr>
-                <w:rFonts w:ascii="Avenir Next" w:hAnsi="Avenir Next" w:cs="Avenir Next" w:eastAsia="Avenir Next"/>
-                <w:i/>
-                <w:color w:val="1A1A1A"/>
-                <w:sz w:val="17"/>
-                <w:szCs w:val="17"/>
-              </w:rPr>
               <w:t xml:space="preserve">r</w:t>
             </w:r>
             <w:r>
               <w:rPr>
                 <w:rFonts w:ascii="Avenir Next" w:hAnsi="Avenir Next" w:cs="Avenir Next" w:eastAsia="Avenir Next"/>
                 <w:color w:val="1A1A1A"/>
-                <w:sz w:val="17"/>
+                <w:sz w:val="22"/>
                 <w:szCs w:val="17"/>
               </w:rPr>
               <w:t xml:space="preserve"> = 37: 64 − 37 = 27. True.</w:t>
@@ -615,29 +618,29 @@
                 <w:rFonts w:ascii="Avenir Next" w:hAnsi="Avenir Next" w:cs="Avenir Next" w:eastAsia="Avenir Next"/>
                 <w:b/>
                 <w:color w:val="1A1A1A"/>
+                <w:sz w:val="22"/>
+                <w:szCs w:val="17"/>
+              </w:rPr>
+              <w:t xml:space="preserve">Answer</w:t>
+            </w:r>
+            <w:r>
+              <w:rPr>
+                <w:rFonts w:ascii="Avenir Next" w:hAnsi="Avenir Next" w:cs="Avenir Next" w:eastAsia="Avenir Next"/>
+                <w:color w:val="1A1A1A"/>
                 <w:sz w:val="17"/>
                 <w:szCs w:val="17"/>
               </w:rPr>
-              <w:t xml:space="preserve">Answer</w:t>
-            </w:r>
-            <w:r>
-              <w:rPr>
-                <w:rFonts w:ascii="Avenir Next" w:hAnsi="Avenir Next" w:cs="Avenir Next" w:eastAsia="Avenir Next"/>
-                <w:color w:val="1A1A1A"/>
-                <w:sz w:val="17"/>
+              <w:tab/>
+            </w:r>
+            <w:r>
+              <w:rPr>
+                <w:rFonts w:ascii="Avenir Next" w:hAnsi="Avenir Next" w:cs="Avenir Next" w:eastAsia="Avenir Next"/>
+                <w:b/>
+                <w:i/>
+                <w:color w:val="1A1A1A"/>
+                <w:sz w:val="22"/>
                 <w:szCs w:val="17"/>
               </w:rPr>
-              <w:tab/>
-            </w:r>
-            <w:r>
-              <w:rPr>
-                <w:rFonts w:ascii="Avenir Next" w:hAnsi="Avenir Next" w:cs="Avenir Next" w:eastAsia="Avenir Next"/>
-                <w:b/>
-                <w:i/>
-                <w:color w:val="1A1A1A"/>
-                <w:sz w:val="17"/>
-                <w:szCs w:val="17"/>
-              </w:rPr>
               <w:t xml:space="preserve">r</w:t>
             </w:r>
             <w:r>
@@ -645,7 +648,7 @@
                 <w:rFonts w:ascii="Avenir Next" w:hAnsi="Avenir Next" w:cs="Avenir Next" w:eastAsia="Avenir Next"/>
                 <w:b/>
                 <w:color w:val="1A1A1A"/>
-                <w:sz w:val="17"/>
+                <w:sz w:val="22"/>
                 <w:szCs w:val="17"/>
               </w:rPr>
               <w:t xml:space="preserve"> = 37, so 37 rolls were sold.</w:t>
@@ -674,7 +677,7 @@
           <w:rFonts w:ascii="Avenir Next" w:hAnsi="Avenir Next" w:cs="Avenir Next" w:eastAsia="Avenir Next"/>
           <w:b/>
           <w:color w:val="1A1A1A"/>
-          <w:sz w:val="17"/>
+          <w:sz w:val="22"/>
           <w:szCs w:val="17"/>
         </w:rPr>
         <w:t xml:space="preserve">equation</w:t>
@@ -684,7 +687,7 @@
           <w:rFonts w:ascii="Avenir Next" w:hAnsi="Avenir Next" w:cs="Avenir Next" w:eastAsia="Avenir Next"/>
           <w:i/>
           <w:color w:val="5A5F66"/>
-          <w:sz w:val="17"/>
+          <w:sz w:val="22"/>
           <w:szCs w:val="17"/>
         </w:rPr>
         <w:t xml:space="preserve"> (ecuación)</w:t>
@@ -693,7 +696,7 @@
         <w:rPr>
           <w:rFonts w:ascii="Avenir Next" w:hAnsi="Avenir Next" w:cs="Avenir Next" w:eastAsia="Avenir Next"/>
           <w:color w:val="5A5F66"/>
-          <w:sz w:val="17"/>
+          <w:sz w:val="22"/>
           <w:szCs w:val="17"/>
         </w:rPr>
         <w:t xml:space="preserve">   ·   </w:t>
@@ -703,7 +706,7 @@
           <w:rFonts w:ascii="Avenir Next" w:hAnsi="Avenir Next" w:cs="Avenir Next" w:eastAsia="Avenir Next"/>
           <w:b/>
           <w:color w:val="1A1A1A"/>
-          <w:sz w:val="17"/>
+          <w:sz w:val="22"/>
           <w:szCs w:val="17"/>
         </w:rPr>
         <w:t xml:space="preserve">variable</w:t>
@@ -713,7 +716,7 @@
           <w:rFonts w:ascii="Avenir Next" w:hAnsi="Avenir Next" w:cs="Avenir Next" w:eastAsia="Avenir Next"/>
           <w:i/>
           <w:color w:val="5A5F66"/>
-          <w:sz w:val="17"/>
+          <w:sz w:val="22"/>
           <w:szCs w:val="17"/>
         </w:rPr>
         <w:t xml:space="preserve"> (variable)</w:t>
@@ -722,7 +725,7 @@
         <w:rPr>
           <w:rFonts w:ascii="Avenir Next" w:hAnsi="Avenir Next" w:cs="Avenir Next" w:eastAsia="Avenir Next"/>
           <w:color w:val="5A5F66"/>
-          <w:sz w:val="17"/>
+          <w:sz w:val="22"/>
           <w:szCs w:val="17"/>
         </w:rPr>
         <w:t xml:space="preserve">   ·   </w:t>
@@ -732,7 +735,7 @@
           <w:rFonts w:ascii="Avenir Next" w:hAnsi="Avenir Next" w:cs="Avenir Next" w:eastAsia="Avenir Next"/>
           <w:b/>
           <w:color w:val="1A1A1A"/>
-          <w:sz w:val="17"/>
+          <w:sz w:val="22"/>
           <w:szCs w:val="17"/>
         </w:rPr>
         <w:t xml:space="preserve">unknown</w:t>
@@ -742,7 +745,7 @@
           <w:rFonts w:ascii="Avenir Next" w:hAnsi="Avenir Next" w:cs="Avenir Next" w:eastAsia="Avenir Next"/>
           <w:i/>
           <w:color w:val="5A5F66"/>
-          <w:sz w:val="17"/>
+          <w:sz w:val="22"/>
           <w:szCs w:val="17"/>
         </w:rPr>
         <w:t xml:space="preserve"> (incógnita)</w:t>
@@ -750,6 +753,7 @@
     </w:p>
     <w:p>
       <w:pPr>
+        <w:pStyle w:val="Heading2"/>
         <w:keepNext/>
         <w:pBdr>
           <w:bottom w:val="single" w:sz="8" w:space="3" w:color="003A70"/>
@@ -765,7 +769,7 @@
           <w:b/>
           <w:color w:val="003A70"/>
           <w:spacing w:val="14"/>
-          <w:sz w:val="19"/>
+          <w:sz w:val="22"/>
           <w:szCs w:val="19"/>
         </w:rPr>
         <w:t xml:space="preserve">PRACTICE</w:t>
@@ -784,7 +788,7 @@
           <w:rFonts w:ascii="Avenir Next" w:hAnsi="Avenir Next" w:cs="Avenir Next" w:eastAsia="Avenir Next"/>
           <w:i/>
           <w:color w:val="5A5F66"/>
-          <w:sz w:val="17"/>
+          <w:sz w:val="22"/>
           <w:szCs w:val="17"/>
         </w:rPr>
         <w:t xml:space="preserve">show your work · label units</w:t>
@@ -792,7 +796,7 @@
     </w:p>
     <w:p>
       <w:pPr>
-        <w:spacing w:before="0" w:after="0" w:line="20" w:lineRule="exact"/>
+        <w:spacing w:before="0" w:after="0" w:line="50" w:lineRule="exact"/>
       </w:pPr>
     </w:p>
     <w:tbl>
@@ -842,25 +846,25 @@
                 <w:rFonts w:ascii="Avenir Next" w:hAnsi="Avenir Next" w:cs="Avenir Next" w:eastAsia="Avenir Next"/>
                 <w:b/>
                 <w:color w:val="1A1A1A"/>
+                <w:sz w:val="22"/>
+                <w:szCs w:val="20"/>
+              </w:rPr>
+              <w:t xml:space="preserve">1.</w:t>
+            </w:r>
+            <w:r>
+              <w:rPr>
+                <w:rFonts w:ascii="Avenir Next" w:hAnsi="Avenir Next" w:cs="Avenir Next" w:eastAsia="Avenir Next"/>
+                <w:color w:val="1A1A1A"/>
                 <w:sz w:val="20"/>
                 <w:szCs w:val="20"/>
               </w:rPr>
-              <w:t xml:space="preserve">1.</w:t>
-            </w:r>
-            <w:r>
-              <w:rPr>
-                <w:rFonts w:ascii="Avenir Next" w:hAnsi="Avenir Next" w:cs="Avenir Next" w:eastAsia="Avenir Next"/>
-                <w:color w:val="1A1A1A"/>
-                <w:sz w:val="20"/>
-                <w:szCs w:val="20"/>
-              </w:rPr>
               <w:tab/>
             </w:r>
             <w:r>
               <w:rPr>
                 <w:rFonts w:ascii="Avenir Next" w:hAnsi="Avenir Next" w:cs="Avenir Next" w:eastAsia="Avenir Next"/>
                 <w:color w:val="1A1A1A"/>
-                <w:sz w:val="20"/>
+                <w:sz w:val="22"/>
                 <w:szCs w:val="20"/>
               </w:rPr>
               <w:t xml:space="preserve">Write an equation for each sentence. Use </w:t>
@@ -870,7 +874,7 @@
                 <w:rFonts w:ascii="Avenir Next" w:hAnsi="Avenir Next" w:cs="Avenir Next" w:eastAsia="Avenir Next"/>
                 <w:i/>
                 <w:color w:val="1A1A1A"/>
-                <w:sz w:val="20"/>
+                <w:sz w:val="22"/>
                 <w:szCs w:val="20"/>
               </w:rPr>
               <w:t xml:space="preserve">n</w:t>
@@ -879,7 +883,7 @@
               <w:rPr>
                 <w:rFonts w:ascii="Avenir Next" w:hAnsi="Avenir Next" w:cs="Avenir Next" w:eastAsia="Avenir Next"/>
                 <w:color w:val="1A1A1A"/>
-                <w:sz w:val="20"/>
+                <w:sz w:val="22"/>
                 <w:szCs w:val="20"/>
               </w:rPr>
               <w:t xml:space="preserve">.</w:t>
@@ -934,7 +938,7 @@
                       <w:rFonts w:ascii="Avenir Next" w:hAnsi="Avenir Next" w:cs="Avenir Next" w:eastAsia="Avenir Next"/>
                       <w:b/>
                       <w:color w:val="003A70"/>
-                      <w:sz w:val="20"/>
+                      <w:sz w:val="22"/>
                       <w:szCs w:val="20"/>
                     </w:rPr>
                     <w:t xml:space="preserve">a.</w:t>
@@ -952,7 +956,7 @@
                     <w:rPr>
                       <w:rFonts w:ascii="Avenir Next" w:hAnsi="Avenir Next" w:cs="Avenir Next" w:eastAsia="Avenir Next"/>
                       <w:color w:val="1A1A1A"/>
-                      <w:sz w:val="20"/>
+                      <w:sz w:val="22"/>
                       <w:szCs w:val="20"/>
                     </w:rPr>
                     <w:t xml:space="preserve">A number plus 17 is 40.</w:t>
@@ -996,7 +1000,7 @@
                       <w:rFonts w:ascii="Avenir Next" w:hAnsi="Avenir Next" w:cs="Avenir Next" w:eastAsia="Avenir Next"/>
                       <w:b/>
                       <w:color w:val="003A70"/>
-                      <w:sz w:val="20"/>
+                      <w:sz w:val="22"/>
                       <w:szCs w:val="20"/>
                     </w:rPr>
                     <w:t xml:space="preserve">b.</w:t>
@@ -1014,7 +1018,7 @@
                     <w:rPr>
                       <w:rFonts w:ascii="Avenir Next" w:hAnsi="Avenir Next" w:cs="Avenir Next" w:eastAsia="Avenir Next"/>
                       <w:color w:val="1A1A1A"/>
-                      <w:sz w:val="20"/>
+                      <w:sz w:val="22"/>
                       <w:szCs w:val="20"/>
                     </w:rPr>
                     <w:t xml:space="preserve">6 times a number is 54.</w:t>
@@ -1064,7 +1068,7 @@
                       <w:rFonts w:ascii="Avenir Next" w:hAnsi="Avenir Next" w:cs="Avenir Next" w:eastAsia="Avenir Next"/>
                       <w:b/>
                       <w:color w:val="003A70"/>
-                      <w:sz w:val="20"/>
+                      <w:sz w:val="22"/>
                       <w:szCs w:val="20"/>
                     </w:rPr>
                     <w:t xml:space="preserve">c.</w:t>
@@ -1082,7 +1086,7 @@
                     <w:rPr>
                       <w:rFonts w:ascii="Avenir Next" w:hAnsi="Avenir Next" w:cs="Avenir Next" w:eastAsia="Avenir Next"/>
                       <w:color w:val="1A1A1A"/>
-                      <w:sz w:val="20"/>
+                      <w:sz w:val="22"/>
                       <w:szCs w:val="20"/>
                     </w:rPr>
                     <w:t xml:space="preserve">A number minus 8 is 19.</w:t>
@@ -1126,7 +1130,7 @@
                       <w:rFonts w:ascii="Avenir Next" w:hAnsi="Avenir Next" w:cs="Avenir Next" w:eastAsia="Avenir Next"/>
                       <w:b/>
                       <w:color w:val="003A70"/>
-                      <w:sz w:val="20"/>
+                      <w:sz w:val="22"/>
                       <w:szCs w:val="20"/>
                     </w:rPr>
                     <w:t xml:space="preserve">d.</w:t>
@@ -1144,7 +1148,7 @@
                     <w:rPr>
                       <w:rFonts w:ascii="Avenir Next" w:hAnsi="Avenir Next" w:cs="Avenir Next" w:eastAsia="Avenir Next"/>
                       <w:color w:val="1A1A1A"/>
-                      <w:sz w:val="20"/>
+                      <w:sz w:val="22"/>
                       <w:szCs w:val="20"/>
                     </w:rPr>
                     <w:t xml:space="preserve">A number divided by 3 is 7.</w:t>
@@ -1174,7 +1178,7 @@
           </w:tbl>
           <w:p>
             <w:pPr>
-              <w:spacing w:before="0" w:after="0" w:line="24" w:lineRule="auto"/>
+              <w:spacing w:before="0" w:after="0" w:line="50" w:lineRule="exact"/>
             </w:pPr>
           </w:p>
         </w:tc>
@@ -1182,12 +1186,12 @@
     </w:tbl>
     <w:p>
       <w:pPr>
-        <w:spacing w:before="0" w:after="0" w:line="20" w:lineRule="exact"/>
+        <w:spacing w:before="0" w:after="0" w:line="50" w:lineRule="exact"/>
       </w:pPr>
     </w:p>
     <w:p>
       <w:pPr>
-        <w:spacing w:before="0" w:after="0" w:line="20" w:lineRule="exact"/>
+        <w:spacing w:before="0" w:after="0" w:line="50" w:lineRule="exact"/>
       </w:pPr>
     </w:p>
     <w:tbl>
@@ -1237,18 +1241,18 @@
                 <w:rFonts w:ascii="Avenir Next" w:hAnsi="Avenir Next" w:cs="Avenir Next" w:eastAsia="Avenir Next"/>
                 <w:b/>
                 <w:color w:val="1A1A1A"/>
+                <w:sz w:val="22"/>
+                <w:szCs w:val="20"/>
+              </w:rPr>
+              <w:t xml:space="preserve">2.</w:t>
+            </w:r>
+            <w:r>
+              <w:rPr>
+                <w:rFonts w:ascii="Avenir Next" w:hAnsi="Avenir Next" w:cs="Avenir Next" w:eastAsia="Avenir Next"/>
+                <w:color w:val="1A1A1A"/>
                 <w:sz w:val="20"/>
                 <w:szCs w:val="20"/>
               </w:rPr>
-              <w:t xml:space="preserve">2.</w:t>
-            </w:r>
-            <w:r>
-              <w:rPr>
-                <w:rFonts w:ascii="Avenir Next" w:hAnsi="Avenir Next" w:cs="Avenir Next" w:eastAsia="Avenir Next"/>
-                <w:color w:val="1A1A1A"/>
-                <w:sz w:val="20"/>
-                <w:szCs w:val="20"/>
-              </w:rPr>
               <w:tab/>
             </w:r>
             <w:r>
@@ -1256,7 +1260,7 @@
                 <w:rFonts w:ascii="Avenir Next" w:hAnsi="Avenir Next" w:cs="Avenir Next" w:eastAsia="Avenir Next"/>
                 <w:b/>
                 <w:color w:val="1A1A1A"/>
-                <w:sz w:val="20"/>
+                <w:sz w:val="22"/>
                 <w:szCs w:val="20"/>
               </w:rPr>
               <w:t xml:space="preserve">Skate Park Passes.  </w:t>
@@ -1265,7 +1269,7 @@
               <w:rPr>
                 <w:rFonts w:ascii="Avenir Next" w:hAnsi="Avenir Next" w:cs="Avenir Next" w:eastAsia="Avenir Next"/>
                 <w:color w:val="1A1A1A"/>
-                <w:sz w:val="20"/>
+                <w:sz w:val="22"/>
                 <w:szCs w:val="20"/>
               </w:rPr>
               <w:t xml:space="preserve">A shop sold </w:t>
@@ -1275,7 +1279,7 @@
                 <w:rFonts w:ascii="Avenir Next" w:hAnsi="Avenir Next" w:cs="Avenir Next" w:eastAsia="Avenir Next"/>
                 <w:i/>
                 <w:color w:val="1A1A1A"/>
-                <w:sz w:val="20"/>
+                <w:sz w:val="22"/>
                 <w:szCs w:val="20"/>
               </w:rPr>
               <w:t xml:space="preserve">s</w:t>
@@ -1284,7 +1288,7 @@
               <w:rPr>
                 <w:rFonts w:ascii="Avenir Next" w:hAnsi="Avenir Next" w:cs="Avenir Next" w:eastAsia="Avenir Next"/>
                 <w:color w:val="1A1A1A"/>
-                <w:sz w:val="20"/>
+                <w:sz w:val="22"/>
                 <w:szCs w:val="20"/>
               </w:rPr>
               <w:t xml:space="preserve"> passes in June. In July it sold 28 more. The two months together made 61 passes.</w:t>
@@ -1304,25 +1308,25 @@
                 <w:rFonts w:ascii="Avenir Next" w:hAnsi="Avenir Next" w:cs="Avenir Next" w:eastAsia="Avenir Next"/>
                 <w:b/>
                 <w:color w:val="003A70"/>
+                <w:sz w:val="22"/>
+                <w:szCs w:val="20"/>
+              </w:rPr>
+              <w:t xml:space="preserve">a.</w:t>
+            </w:r>
+            <w:r>
+              <w:rPr>
+                <w:rFonts w:ascii="Avenir Next" w:hAnsi="Avenir Next" w:cs="Avenir Next" w:eastAsia="Avenir Next"/>
+                <w:color w:val="1A1A1A"/>
                 <w:sz w:val="20"/>
                 <w:szCs w:val="20"/>
               </w:rPr>
-              <w:t xml:space="preserve">a.</w:t>
-            </w:r>
-            <w:r>
-              <w:rPr>
-                <w:rFonts w:ascii="Avenir Next" w:hAnsi="Avenir Next" w:cs="Avenir Next" w:eastAsia="Avenir Next"/>
-                <w:color w:val="1A1A1A"/>
-                <w:sz w:val="20"/>
-                <w:szCs w:val="20"/>
-              </w:rPr>
               <w:tab/>
             </w:r>
             <w:r>
               <w:rPr>
                 <w:rFonts w:ascii="Avenir Next" w:hAnsi="Avenir Next" w:cs="Avenir Next" w:eastAsia="Avenir Next"/>
                 <w:color w:val="1A1A1A"/>
-                <w:sz w:val="20"/>
+                <w:sz w:val="22"/>
                 <w:szCs w:val="20"/>
               </w:rPr>
               <w:t xml:space="preserve">Write an equation using </w:t>
@@ -1332,7 +1336,7 @@
                 <w:rFonts w:ascii="Avenir Next" w:hAnsi="Avenir Next" w:cs="Avenir Next" w:eastAsia="Avenir Next"/>
                 <w:i/>
                 <w:color w:val="1A1A1A"/>
-                <w:sz w:val="20"/>
+                <w:sz w:val="22"/>
                 <w:szCs w:val="20"/>
               </w:rPr>
               <w:t xml:space="preserve">s</w:t>
@@ -1341,7 +1345,7 @@
               <w:rPr>
                 <w:rFonts w:ascii="Avenir Next" w:hAnsi="Avenir Next" w:cs="Avenir Next" w:eastAsia="Avenir Next"/>
                 <w:color w:val="1A1A1A"/>
-                <w:sz w:val="20"/>
+                <w:sz w:val="22"/>
                 <w:szCs w:val="20"/>
               </w:rPr>
               <w:t xml:space="preserve">.</w:t>
@@ -1380,25 +1384,25 @@
                 <w:rFonts w:ascii="Avenir Next" w:hAnsi="Avenir Next" w:cs="Avenir Next" w:eastAsia="Avenir Next"/>
                 <w:b/>
                 <w:color w:val="003A70"/>
+                <w:sz w:val="22"/>
+                <w:szCs w:val="20"/>
+              </w:rPr>
+              <w:t xml:space="preserve">b.</w:t>
+            </w:r>
+            <w:r>
+              <w:rPr>
+                <w:rFonts w:ascii="Avenir Next" w:hAnsi="Avenir Next" w:cs="Avenir Next" w:eastAsia="Avenir Next"/>
+                <w:color w:val="1A1A1A"/>
                 <w:sz w:val="20"/>
                 <w:szCs w:val="20"/>
               </w:rPr>
-              <w:t xml:space="preserve">b.</w:t>
-            </w:r>
-            <w:r>
-              <w:rPr>
-                <w:rFonts w:ascii="Avenir Next" w:hAnsi="Avenir Next" w:cs="Avenir Next" w:eastAsia="Avenir Next"/>
-                <w:color w:val="1A1A1A"/>
-                <w:sz w:val="20"/>
-                <w:szCs w:val="20"/>
-              </w:rPr>
               <w:tab/>
             </w:r>
             <w:r>
               <w:rPr>
                 <w:rFonts w:ascii="Avenir Next" w:hAnsi="Avenir Next" w:cs="Avenir Next" w:eastAsia="Avenir Next"/>
                 <w:color w:val="1A1A1A"/>
-                <w:sz w:val="20"/>
+                <w:sz w:val="22"/>
                 <w:szCs w:val="20"/>
               </w:rPr>
               <w:t xml:space="preserve">Find </w:t>
@@ -1408,7 +1412,7 @@
                 <w:rFonts w:ascii="Avenir Next" w:hAnsi="Avenir Next" w:cs="Avenir Next" w:eastAsia="Avenir Next"/>
                 <w:i/>
                 <w:color w:val="1A1A1A"/>
-                <w:sz w:val="20"/>
+                <w:sz w:val="22"/>
                 <w:szCs w:val="20"/>
               </w:rPr>
               <w:t xml:space="preserve">s</w:t>
@@ -1417,7 +1421,7 @@
               <w:rPr>
                 <w:rFonts w:ascii="Avenir Next" w:hAnsi="Avenir Next" w:cs="Avenir Next" w:eastAsia="Avenir Next"/>
                 <w:color w:val="1A1A1A"/>
-                <w:sz w:val="20"/>
+                <w:sz w:val="22"/>
                 <w:szCs w:val="20"/>
               </w:rPr>
               <w:t xml:space="preserve">. Show one test.</w:t>
@@ -1447,12 +1451,12 @@
     </w:tbl>
     <w:p>
       <w:pPr>
-        <w:spacing w:before="0" w:after="0" w:line="20" w:lineRule="exact"/>
+        <w:spacing w:before="0" w:after="0" w:line="50" w:lineRule="exact"/>
       </w:pPr>
     </w:p>
     <w:p>
       <w:pPr>
-        <w:spacing w:before="0" w:after="0" w:line="20" w:lineRule="exact"/>
+        <w:spacing w:before="0" w:after="0" w:line="50" w:lineRule="exact"/>
       </w:pPr>
     </w:p>
     <w:tbl>
@@ -1502,18 +1506,18 @@
                 <w:rFonts w:ascii="Avenir Next" w:hAnsi="Avenir Next" w:cs="Avenir Next" w:eastAsia="Avenir Next"/>
                 <w:b/>
                 <w:color w:val="1A1A1A"/>
+                <w:sz w:val="22"/>
+                <w:szCs w:val="20"/>
+              </w:rPr>
+              <w:t xml:space="preserve">3.</w:t>
+            </w:r>
+            <w:r>
+              <w:rPr>
+                <w:rFonts w:ascii="Avenir Next" w:hAnsi="Avenir Next" w:cs="Avenir Next" w:eastAsia="Avenir Next"/>
+                <w:color w:val="1A1A1A"/>
                 <w:sz w:val="20"/>
                 <w:szCs w:val="20"/>
               </w:rPr>
-              <w:t xml:space="preserve">3.</w:t>
-            </w:r>
-            <w:r>
-              <w:rPr>
-                <w:rFonts w:ascii="Avenir Next" w:hAnsi="Avenir Next" w:cs="Avenir Next" w:eastAsia="Avenir Next"/>
-                <w:color w:val="1A1A1A"/>
-                <w:sz w:val="20"/>
-                <w:szCs w:val="20"/>
-              </w:rPr>
               <w:tab/>
             </w:r>
             <w:r>
@@ -1521,7 +1525,7 @@
                 <w:rFonts w:ascii="Avenir Next" w:hAnsi="Avenir Next" w:cs="Avenir Next" w:eastAsia="Avenir Next"/>
                 <w:b/>
                 <w:color w:val="1A1A1A"/>
-                <w:sz w:val="20"/>
+                <w:sz w:val="22"/>
                 <w:szCs w:val="20"/>
               </w:rPr>
               <w:t xml:space="preserve">Reading Minutes.  </w:t>
@@ -1530,7 +1534,7 @@
               <w:rPr>
                 <w:rFonts w:ascii="Avenir Next" w:hAnsi="Avenir Next" w:cs="Avenir Next" w:eastAsia="Avenir Next"/>
                 <w:color w:val="1A1A1A"/>
-                <w:sz w:val="20"/>
+                <w:sz w:val="22"/>
                 <w:szCs w:val="20"/>
               </w:rPr>
               <w:t xml:space="preserve">Tariq read for </w:t>
@@ -1540,7 +1544,7 @@
                 <w:rFonts w:ascii="Avenir Next" w:hAnsi="Avenir Next" w:cs="Avenir Next" w:eastAsia="Avenir Next"/>
                 <w:i/>
                 <w:color w:val="1A1A1A"/>
-                <w:sz w:val="20"/>
+                <w:sz w:val="22"/>
                 <w:szCs w:val="20"/>
               </w:rPr>
               <w:t xml:space="preserve">m</w:t>
@@ -1549,7 +1553,7 @@
               <w:rPr>
                 <w:rFonts w:ascii="Avenir Next" w:hAnsi="Avenir Next" w:cs="Avenir Next" w:eastAsia="Avenir Next"/>
                 <w:color w:val="1A1A1A"/>
-                <w:sz w:val="20"/>
+                <w:sz w:val="22"/>
                 <w:szCs w:val="20"/>
               </w:rPr>
               <w:t xml:space="preserve"> minutes on Monday. On Tuesday he read 15 fewer minutes, which was 39 minutes.</w:t>
@@ -1566,7 +1570,7 @@
                 <w:rFonts w:ascii="Avenir Next" w:hAnsi="Avenir Next" w:cs="Avenir Next" w:eastAsia="Avenir Next"/>
                 <w:b/>
                 <w:color w:val="003A70"/>
-                <w:sz w:val="17"/>
+                <w:sz w:val="22"/>
                 <w:szCs w:val="17"/>
               </w:rPr>
               <w:t xml:space="preserve">Hint  </w:t>
@@ -1576,7 +1580,7 @@
                 <w:rFonts w:ascii="Avenir Next" w:hAnsi="Avenir Next" w:cs="Avenir Next" w:eastAsia="Avenir Next"/>
                 <w:i/>
                 <w:color w:val="5A5F66"/>
-                <w:sz w:val="17"/>
+                <w:sz w:val="22"/>
                 <w:szCs w:val="17"/>
               </w:rPr>
               <w:t xml:space="preserve">Fewer means subtract from Monday’s minutes.</w:t>
@@ -1596,25 +1600,25 @@
                 <w:rFonts w:ascii="Avenir Next" w:hAnsi="Avenir Next" w:cs="Avenir Next" w:eastAsia="Avenir Next"/>
                 <w:b/>
                 <w:color w:val="003A70"/>
+                <w:sz w:val="22"/>
+                <w:szCs w:val="20"/>
+              </w:rPr>
+              <w:t xml:space="preserve">a.</w:t>
+            </w:r>
+            <w:r>
+              <w:rPr>
+                <w:rFonts w:ascii="Avenir Next" w:hAnsi="Avenir Next" w:cs="Avenir Next" w:eastAsia="Avenir Next"/>
+                <w:color w:val="1A1A1A"/>
                 <w:sz w:val="20"/>
                 <w:szCs w:val="20"/>
               </w:rPr>
-              <w:t xml:space="preserve">a.</w:t>
-            </w:r>
-            <w:r>
-              <w:rPr>
-                <w:rFonts w:ascii="Avenir Next" w:hAnsi="Avenir Next" w:cs="Avenir Next" w:eastAsia="Avenir Next"/>
-                <w:color w:val="1A1A1A"/>
-                <w:sz w:val="20"/>
-                <w:szCs w:val="20"/>
-              </w:rPr>
               <w:tab/>
             </w:r>
             <w:r>
               <w:rPr>
                 <w:rFonts w:ascii="Avenir Next" w:hAnsi="Avenir Next" w:cs="Avenir Next" w:eastAsia="Avenir Next"/>
                 <w:color w:val="1A1A1A"/>
-                <w:sz w:val="20"/>
+                <w:sz w:val="22"/>
                 <w:szCs w:val="20"/>
               </w:rPr>
               <w:t xml:space="preserve">Write an equation using </w:t>
@@ -1624,7 +1628,7 @@
                 <w:rFonts w:ascii="Avenir Next" w:hAnsi="Avenir Next" w:cs="Avenir Next" w:eastAsia="Avenir Next"/>
                 <w:i/>
                 <w:color w:val="1A1A1A"/>
-                <w:sz w:val="20"/>
+                <w:sz w:val="22"/>
                 <w:szCs w:val="20"/>
               </w:rPr>
               <w:t xml:space="preserve">m</w:t>
@@ -1633,7 +1637,7 @@
               <w:rPr>
                 <w:rFonts w:ascii="Avenir Next" w:hAnsi="Avenir Next" w:cs="Avenir Next" w:eastAsia="Avenir Next"/>
                 <w:color w:val="1A1A1A"/>
-                <w:sz w:val="20"/>
+                <w:sz w:val="22"/>
                 <w:szCs w:val="20"/>
               </w:rPr>
               <w:t xml:space="preserve">.</w:t>
@@ -1672,25 +1676,25 @@
                 <w:rFonts w:ascii="Avenir Next" w:hAnsi="Avenir Next" w:cs="Avenir Next" w:eastAsia="Avenir Next"/>
                 <w:b/>
                 <w:color w:val="003A70"/>
+                <w:sz w:val="22"/>
+                <w:szCs w:val="20"/>
+              </w:rPr>
+              <w:t xml:space="preserve">b.</w:t>
+            </w:r>
+            <w:r>
+              <w:rPr>
+                <w:rFonts w:ascii="Avenir Next" w:hAnsi="Avenir Next" w:cs="Avenir Next" w:eastAsia="Avenir Next"/>
+                <w:color w:val="1A1A1A"/>
                 <w:sz w:val="20"/>
                 <w:szCs w:val="20"/>
               </w:rPr>
-              <w:t xml:space="preserve">b.</w:t>
-            </w:r>
-            <w:r>
-              <w:rPr>
-                <w:rFonts w:ascii="Avenir Next" w:hAnsi="Avenir Next" w:cs="Avenir Next" w:eastAsia="Avenir Next"/>
-                <w:color w:val="1A1A1A"/>
-                <w:sz w:val="20"/>
-                <w:szCs w:val="20"/>
-              </w:rPr>
               <w:tab/>
             </w:r>
             <w:r>
               <w:rPr>
                 <w:rFonts w:ascii="Avenir Next" w:hAnsi="Avenir Next" w:cs="Avenir Next" w:eastAsia="Avenir Next"/>
                 <w:color w:val="1A1A1A"/>
-                <w:sz w:val="20"/>
+                <w:sz w:val="22"/>
                 <w:szCs w:val="20"/>
               </w:rPr>
               <w:t xml:space="preserve">Test </w:t>
@@ -1700,7 +1704,7 @@
                 <w:rFonts w:ascii="Avenir Next" w:hAnsi="Avenir Next" w:cs="Avenir Next" w:eastAsia="Avenir Next"/>
                 <w:i/>
                 <w:color w:val="1A1A1A"/>
-                <w:sz w:val="20"/>
+                <w:sz w:val="22"/>
                 <w:szCs w:val="20"/>
               </w:rPr>
               <w:t xml:space="preserve">m</w:t>
@@ -1709,7 +1713,7 @@
               <w:rPr>
                 <w:rFonts w:ascii="Avenir Next" w:hAnsi="Avenir Next" w:cs="Avenir Next" w:eastAsia="Avenir Next"/>
                 <w:color w:val="1A1A1A"/>
-                <w:sz w:val="20"/>
+                <w:sz w:val="22"/>
                 <w:szCs w:val="20"/>
               </w:rPr>
               <w:t xml:space="preserve"> = 50. Revise to find the solution.</w:t>
@@ -1739,12 +1743,12 @@
     </w:tbl>
     <w:p>
       <w:pPr>
-        <w:spacing w:before="0" w:after="0" w:line="20" w:lineRule="exact"/>
+        <w:spacing w:before="0" w:after="0" w:line="50" w:lineRule="exact"/>
       </w:pPr>
     </w:p>
     <w:p>
       <w:pPr>
-        <w:spacing w:before="0" w:after="0" w:line="20" w:lineRule="exact"/>
+        <w:spacing w:before="0" w:after="0" w:line="50" w:lineRule="exact"/>
       </w:pPr>
     </w:p>
     <w:tbl>
@@ -1795,18 +1799,18 @@
                 <w:rFonts w:ascii="Avenir Next" w:hAnsi="Avenir Next" w:cs="Avenir Next" w:eastAsia="Avenir Next"/>
                 <w:b/>
                 <w:color w:val="1A1A1A"/>
+                <w:sz w:val="22"/>
+                <w:szCs w:val="20"/>
+              </w:rPr>
+              <w:t xml:space="preserve">4.</w:t>
+            </w:r>
+            <w:r>
+              <w:rPr>
+                <w:rFonts w:ascii="Avenir Next" w:hAnsi="Avenir Next" w:cs="Avenir Next" w:eastAsia="Avenir Next"/>
+                <w:color w:val="1A1A1A"/>
                 <w:sz w:val="20"/>
                 <w:szCs w:val="20"/>
               </w:rPr>
-              <w:t xml:space="preserve">4.</w:t>
-            </w:r>
-            <w:r>
-              <w:rPr>
-                <w:rFonts w:ascii="Avenir Next" w:hAnsi="Avenir Next" w:cs="Avenir Next" w:eastAsia="Avenir Next"/>
-                <w:color w:val="1A1A1A"/>
-                <w:sz w:val="20"/>
-                <w:szCs w:val="20"/>
-              </w:rPr>
               <w:tab/>
             </w:r>
             <w:r>
@@ -1814,7 +1818,7 @@
                 <w:rFonts w:ascii="Avenir Next" w:hAnsi="Avenir Next" w:cs="Avenir Next" w:eastAsia="Avenir Next"/>
                 <w:b/>
                 <w:color w:val="1A1A1A"/>
-                <w:sz w:val="20"/>
+                <w:sz w:val="22"/>
                 <w:szCs w:val="20"/>
               </w:rPr>
               <w:t xml:space="preserve">Bus Riders.  </w:t>
@@ -1823,7 +1827,7 @@
               <w:rPr>
                 <w:rFonts w:ascii="Avenir Next" w:hAnsi="Avenir Next" w:cs="Avenir Next" w:eastAsia="Avenir Next"/>
                 <w:color w:val="1A1A1A"/>
-                <w:sz w:val="20"/>
+                <w:sz w:val="22"/>
                 <w:szCs w:val="20"/>
               </w:rPr>
               <w:t xml:space="preserve">A bus left school with 44 students. After the first stop, 26 were still on. Write an equation for </w:t>
@@ -1833,7 +1837,7 @@
                 <w:rFonts w:ascii="Avenir Next" w:hAnsi="Avenir Next" w:cs="Avenir Next" w:eastAsia="Avenir Next"/>
                 <w:i/>
                 <w:color w:val="1A1A1A"/>
-                <w:sz w:val="20"/>
+                <w:sz w:val="22"/>
                 <w:szCs w:val="20"/>
               </w:rPr>
               <w:t xml:space="preserve">g</w:t>
@@ -1842,7 +1846,7 @@
               <w:rPr>
                 <w:rFonts w:ascii="Avenir Next" w:hAnsi="Avenir Next" w:cs="Avenir Next" w:eastAsia="Avenir Next"/>
                 <w:color w:val="1A1A1A"/>
-                <w:sz w:val="20"/>
+                <w:sz w:val="22"/>
                 <w:szCs w:val="20"/>
               </w:rPr>
               <w:t xml:space="preserve">, the students who got off. Solve it.</w:t>
@@ -1859,7 +1863,7 @@
                 <w:rFonts w:ascii="Avenir Next" w:hAnsi="Avenir Next" w:cs="Avenir Next" w:eastAsia="Avenir Next"/>
                 <w:b/>
                 <w:color w:val="003A70"/>
-                <w:sz w:val="17"/>
+                <w:sz w:val="22"/>
                 <w:szCs w:val="17"/>
               </w:rPr>
               <w:t xml:space="preserve">Hint  </w:t>
@@ -1869,7 +1873,7 @@
                 <w:rFonts w:ascii="Avenir Next" w:hAnsi="Avenir Next" w:cs="Avenir Next" w:eastAsia="Avenir Next"/>
                 <w:i/>
                 <w:color w:val="5A5F66"/>
-                <w:sz w:val="17"/>
+                <w:sz w:val="22"/>
                 <w:szCs w:val="17"/>
               </w:rPr>
               <w:t xml:space="preserve">Start minus got off leaves still on.</w:t>
@@ -1877,7 +1881,7 @@
           </w:p>
           <w:p>
             <w:pPr>
-              <w:spacing w:before="0" w:after="0" w:line="60" w:lineRule="auto"/>
+              <w:spacing w:before="0" w:after="0" w:line="50" w:lineRule="exact"/>
             </w:pPr>
           </w:p>
           <w:tbl>
@@ -1946,7 +1950,7 @@
                 <w:rFonts w:ascii="Avenir Next" w:hAnsi="Avenir Next" w:cs="Avenir Next" w:eastAsia="Avenir Next"/>
                 <w:b/>
                 <w:color w:val="1A1A1A"/>
-                <w:sz w:val="18"/>
+                <w:sz w:val="22"/>
                 <w:szCs w:val="18"/>
               </w:rPr>
               <w:t xml:space="preserve">g =</w:t>
@@ -1981,18 +1985,18 @@
                 <w:rFonts w:ascii="Avenir Next" w:hAnsi="Avenir Next" w:cs="Avenir Next" w:eastAsia="Avenir Next"/>
                 <w:b/>
                 <w:color w:val="1A1A1A"/>
+                <w:sz w:val="22"/>
+                <w:szCs w:val="20"/>
+              </w:rPr>
+              <w:t xml:space="preserve">5.</w:t>
+            </w:r>
+            <w:r>
+              <w:rPr>
+                <w:rFonts w:ascii="Avenir Next" w:hAnsi="Avenir Next" w:cs="Avenir Next" w:eastAsia="Avenir Next"/>
+                <w:color w:val="1A1A1A"/>
                 <w:sz w:val="20"/>
                 <w:szCs w:val="20"/>
               </w:rPr>
-              <w:t xml:space="preserve">5.</w:t>
-            </w:r>
-            <w:r>
-              <w:rPr>
-                <w:rFonts w:ascii="Avenir Next" w:hAnsi="Avenir Next" w:cs="Avenir Next" w:eastAsia="Avenir Next"/>
-                <w:color w:val="1A1A1A"/>
-                <w:sz w:val="20"/>
-                <w:szCs w:val="20"/>
-              </w:rPr>
               <w:tab/>
             </w:r>
             <w:r>
@@ -2000,7 +2004,7 @@
                 <w:rFonts w:ascii="Avenir Next" w:hAnsi="Avenir Next" w:cs="Avenir Next" w:eastAsia="Avenir Next"/>
                 <w:b/>
                 <w:color w:val="1A1A1A"/>
-                <w:sz w:val="20"/>
+                <w:sz w:val="22"/>
                 <w:szCs w:val="20"/>
               </w:rPr>
               <w:t xml:space="preserve">Aquarium Water.  </w:t>
@@ -2009,7 +2013,7 @@
               <w:rPr>
                 <w:rFonts w:ascii="Avenir Next" w:hAnsi="Avenir Next" w:cs="Avenir Next" w:eastAsia="Avenir Next"/>
                 <w:color w:val="1A1A1A"/>
-                <w:sz w:val="20"/>
+                <w:sz w:val="22"/>
                 <w:szCs w:val="20"/>
               </w:rPr>
               <w:t xml:space="preserve">A full tank holds 90 liters. Right now it holds 58 liters. Write an equation for </w:t>
@@ -2019,7 +2023,7 @@
                 <w:rFonts w:ascii="Avenir Next" w:hAnsi="Avenir Next" w:cs="Avenir Next" w:eastAsia="Avenir Next"/>
                 <w:i/>
                 <w:color w:val="1A1A1A"/>
-                <w:sz w:val="20"/>
+                <w:sz w:val="22"/>
                 <w:szCs w:val="20"/>
               </w:rPr>
               <w:t xml:space="preserve">w</w:t>
@@ -2028,7 +2032,7 @@
               <w:rPr>
                 <w:rFonts w:ascii="Avenir Next" w:hAnsi="Avenir Next" w:cs="Avenir Next" w:eastAsia="Avenir Next"/>
                 <w:color w:val="1A1A1A"/>
-                <w:sz w:val="20"/>
+                <w:sz w:val="22"/>
                 <w:szCs w:val="20"/>
               </w:rPr>
               <w:t xml:space="preserve">, the liters still needed. Solve it.</w:t>
@@ -2045,7 +2049,7 @@
                 <w:rFonts w:ascii="Avenir Next" w:hAnsi="Avenir Next" w:cs="Avenir Next" w:eastAsia="Avenir Next"/>
                 <w:b/>
                 <w:color w:val="003A70"/>
-                <w:sz w:val="17"/>
+                <w:sz w:val="22"/>
                 <w:szCs w:val="17"/>
               </w:rPr>
               <w:t xml:space="preserve">Hint  </w:t>
@@ -2055,7 +2059,7 @@
                 <w:rFonts w:ascii="Avenir Next" w:hAnsi="Avenir Next" w:cs="Avenir Next" w:eastAsia="Avenir Next"/>
                 <w:i/>
                 <w:color w:val="5A5F66"/>
-                <w:sz w:val="17"/>
+                <w:sz w:val="22"/>
                 <w:szCs w:val="17"/>
               </w:rPr>
               <w:t xml:space="preserve">What you have plus what you need fills the tank.</w:t>
@@ -2063,7 +2067,7 @@
           </w:p>
           <w:p>
             <w:pPr>
-              <w:spacing w:before="0" w:after="0" w:line="60" w:lineRule="auto"/>
+              <w:spacing w:before="0" w:after="0" w:line="50" w:lineRule="exact"/>
             </w:pPr>
           </w:p>
           <w:tbl>
@@ -2132,7 +2136,7 @@
                 <w:rFonts w:ascii="Avenir Next" w:hAnsi="Avenir Next" w:cs="Avenir Next" w:eastAsia="Avenir Next"/>
                 <w:b/>
                 <w:color w:val="1A1A1A"/>
-                <w:sz w:val="18"/>
+                <w:sz w:val="22"/>
                 <w:szCs w:val="18"/>
               </w:rPr>
               <w:t xml:space="preserve">w =</w:t>
@@ -2152,12 +2156,12 @@
     </w:tbl>
     <w:p>
       <w:pPr>
-        <w:spacing w:before="0" w:after="0" w:line="20" w:lineRule="exact"/>
+        <w:spacing w:before="0" w:after="0" w:line="50" w:lineRule="exact"/>
       </w:pPr>
     </w:p>
     <w:p>
       <w:pPr>
-        <w:spacing w:before="0" w:after="0" w:line="20" w:lineRule="exact"/>
+        <w:spacing w:before="0" w:after="0" w:line="50" w:lineRule="exact"/>
       </w:pPr>
     </w:p>
     <w:tbl>
@@ -2207,18 +2211,18 @@
                 <w:rFonts w:ascii="Avenir Next" w:hAnsi="Avenir Next" w:cs="Avenir Next" w:eastAsia="Avenir Next"/>
                 <w:b/>
                 <w:color w:val="1A1A1A"/>
+                <w:sz w:val="22"/>
+                <w:szCs w:val="20"/>
+              </w:rPr>
+              <w:t xml:space="preserve">6.</w:t>
+            </w:r>
+            <w:r>
+              <w:rPr>
+                <w:rFonts w:ascii="Avenir Next" w:hAnsi="Avenir Next" w:cs="Avenir Next" w:eastAsia="Avenir Next"/>
+                <w:color w:val="1A1A1A"/>
                 <w:sz w:val="20"/>
                 <w:szCs w:val="20"/>
               </w:rPr>
-              <w:t xml:space="preserve">6.</w:t>
-            </w:r>
-            <w:r>
-              <w:rPr>
-                <w:rFonts w:ascii="Avenir Next" w:hAnsi="Avenir Next" w:cs="Avenir Next" w:eastAsia="Avenir Next"/>
-                <w:color w:val="1A1A1A"/>
-                <w:sz w:val="20"/>
-                <w:szCs w:val="20"/>
-              </w:rPr>
               <w:tab/>
             </w:r>
             <w:r>
@@ -2226,7 +2230,7 @@
                 <w:rFonts w:ascii="Avenir Next" w:hAnsi="Avenir Next" w:cs="Avenir Next" w:eastAsia="Avenir Next"/>
                 <w:b/>
                 <w:color w:val="1A1A1A"/>
-                <w:sz w:val="20"/>
+                <w:sz w:val="22"/>
                 <w:szCs w:val="20"/>
               </w:rPr>
               <w:t xml:space="preserve">Food Drive.  </w:t>
@@ -2235,7 +2239,7 @@
               <w:rPr>
                 <w:rFonts w:ascii="Avenir Next" w:hAnsi="Avenir Next" w:cs="Avenir Next" w:eastAsia="Avenir Next"/>
                 <w:color w:val="1A1A1A"/>
-                <w:sz w:val="20"/>
+                <w:sz w:val="22"/>
                 <w:szCs w:val="20"/>
               </w:rPr>
               <w:t xml:space="preserve">A class collected </w:t>
@@ -2245,7 +2249,7 @@
                 <w:rFonts w:ascii="Avenir Next" w:hAnsi="Avenir Next" w:cs="Avenir Next" w:eastAsia="Avenir Next"/>
                 <w:i/>
                 <w:color w:val="1A1A1A"/>
-                <w:sz w:val="20"/>
+                <w:sz w:val="22"/>
                 <w:szCs w:val="20"/>
               </w:rPr>
               <w:t xml:space="preserve">c</w:t>
@@ -2254,7 +2258,7 @@
               <w:rPr>
                 <w:rFonts w:ascii="Avenir Next" w:hAnsi="Avenir Next" w:cs="Avenir Next" w:eastAsia="Avenir Next"/>
                 <w:color w:val="1A1A1A"/>
-                <w:sz w:val="20"/>
+                <w:sz w:val="22"/>
                 <w:szCs w:val="20"/>
               </w:rPr>
               <w:t xml:space="preserve"> cans. They donated 75 cans and had 22 cans left. Write an equation. Then estimate and check to find </w:t>
@@ -2264,7 +2268,7 @@
                 <w:rFonts w:ascii="Avenir Next" w:hAnsi="Avenir Next" w:cs="Avenir Next" w:eastAsia="Avenir Next"/>
                 <w:i/>
                 <w:color w:val="1A1A1A"/>
-                <w:sz w:val="20"/>
+                <w:sz w:val="22"/>
                 <w:szCs w:val="20"/>
               </w:rPr>
               <w:t xml:space="preserve">c</w:t>
@@ -2273,7 +2277,7 @@
               <w:rPr>
                 <w:rFonts w:ascii="Avenir Next" w:hAnsi="Avenir Next" w:cs="Avenir Next" w:eastAsia="Avenir Next"/>
                 <w:color w:val="1A1A1A"/>
-                <w:sz w:val="20"/>
+                <w:sz w:val="22"/>
                 <w:szCs w:val="20"/>
               </w:rPr>
               <w:t xml:space="preserve">.</w:t>
@@ -2290,7 +2294,7 @@
                 <w:rFonts w:ascii="Avenir Next" w:hAnsi="Avenir Next" w:cs="Avenir Next" w:eastAsia="Avenir Next"/>
                 <w:b/>
                 <w:color w:val="003A70"/>
-                <w:sz w:val="17"/>
+                <w:sz w:val="22"/>
                 <w:szCs w:val="17"/>
               </w:rPr>
               <w:t xml:space="preserve">Hint  </w:t>
@@ -2300,7 +2304,7 @@
                 <w:rFonts w:ascii="Avenir Next" w:hAnsi="Avenir Next" w:cs="Avenir Next" w:eastAsia="Avenir Next"/>
                 <w:i/>
                 <w:color w:val="5A5F66"/>
-                <w:sz w:val="17"/>
+                <w:sz w:val="22"/>
                 <w:szCs w:val="17"/>
               </w:rPr>
               <w:t xml:space="preserve">The cans collected must be more than 75.</w:t>
@@ -2308,7 +2312,7 @@
           </w:p>
           <w:p>
             <w:pPr>
-              <w:spacing w:before="0" w:after="0" w:line="60" w:lineRule="auto"/>
+              <w:spacing w:before="0" w:after="0" w:line="50" w:lineRule="exact"/>
             </w:pPr>
           </w:p>
           <w:tbl>
@@ -2377,7 +2381,7 @@
                 <w:rFonts w:ascii="Avenir Next" w:hAnsi="Avenir Next" w:cs="Avenir Next" w:eastAsia="Avenir Next"/>
                 <w:b/>
                 <w:color w:val="1A1A1A"/>
-                <w:sz w:val="18"/>
+                <w:sz w:val="22"/>
                 <w:szCs w:val="18"/>
               </w:rPr>
               <w:t xml:space="preserve">Equation; c</w:t>
@@ -2397,12 +2401,12 @@
     </w:tbl>
     <w:p>
       <w:pPr>
-        <w:spacing w:before="0" w:after="0" w:line="20" w:lineRule="exact"/>
+        <w:spacing w:before="0" w:after="0" w:line="50" w:lineRule="exact"/>
       </w:pPr>
     </w:p>
     <w:p>
       <w:pPr>
-        <w:spacing w:before="0" w:after="0" w:line="20" w:lineRule="exact"/>
+        <w:spacing w:before="0" w:after="0" w:line="50" w:lineRule="exact"/>
       </w:pPr>
     </w:p>
     <w:tbl>
@@ -2452,18 +2456,18 @@
                 <w:rFonts w:ascii="Avenir Next" w:hAnsi="Avenir Next" w:cs="Avenir Next" w:eastAsia="Avenir Next"/>
                 <w:b/>
                 <w:color w:val="1A1A1A"/>
+                <w:sz w:val="22"/>
+                <w:szCs w:val="20"/>
+              </w:rPr>
+              <w:t xml:space="preserve">7.</w:t>
+            </w:r>
+            <w:r>
+              <w:rPr>
+                <w:rFonts w:ascii="Avenir Next" w:hAnsi="Avenir Next" w:cs="Avenir Next" w:eastAsia="Avenir Next"/>
+                <w:color w:val="1A1A1A"/>
                 <w:sz w:val="20"/>
                 <w:szCs w:val="20"/>
               </w:rPr>
-              <w:t xml:space="preserve">7.</w:t>
-            </w:r>
-            <w:r>
-              <w:rPr>
-                <w:rFonts w:ascii="Avenir Next" w:hAnsi="Avenir Next" w:cs="Avenir Next" w:eastAsia="Avenir Next"/>
-                <w:color w:val="1A1A1A"/>
-                <w:sz w:val="20"/>
-                <w:szCs w:val="20"/>
-              </w:rPr>
               <w:tab/>
             </w:r>
             <w:r>
@@ -2471,7 +2475,7 @@
                 <w:rFonts w:ascii="Avenir Next" w:hAnsi="Avenir Next" w:cs="Avenir Next" w:eastAsia="Avenir Next"/>
                 <w:b/>
                 <w:color w:val="1A1A1A"/>
-                <w:sz w:val="20"/>
+                <w:sz w:val="22"/>
                 <w:szCs w:val="20"/>
               </w:rPr>
               <w:t xml:space="preserve">Team Buses.  </w:t>
@@ -2480,7 +2484,7 @@
               <w:rPr>
                 <w:rFonts w:ascii="Avenir Next" w:hAnsi="Avenir Next" w:cs="Avenir Next" w:eastAsia="Avenir Next"/>
                 <w:color w:val="1A1A1A"/>
-                <w:sz w:val="20"/>
+                <w:sz w:val="22"/>
                 <w:szCs w:val="20"/>
               </w:rPr>
               <w:t xml:space="preserve">A team fills </w:t>
@@ -2490,7 +2494,7 @@
                 <w:rFonts w:ascii="Avenir Next" w:hAnsi="Avenir Next" w:cs="Avenir Next" w:eastAsia="Avenir Next"/>
                 <w:i/>
                 <w:color w:val="1A1A1A"/>
-                <w:sz w:val="20"/>
+                <w:sz w:val="22"/>
                 <w:szCs w:val="20"/>
               </w:rPr>
               <w:t xml:space="preserve">b</w:t>
@@ -2499,7 +2503,7 @@
               <w:rPr>
                 <w:rFonts w:ascii="Avenir Next" w:hAnsi="Avenir Next" w:cs="Avenir Next" w:eastAsia="Avenir Next"/>
                 <w:color w:val="1A1A1A"/>
-                <w:sz w:val="20"/>
+                <w:sz w:val="22"/>
                 <w:szCs w:val="20"/>
               </w:rPr>
               <w:t xml:space="preserve"> buses with 45 students each, for 180 students in all.</w:t>
@@ -2519,25 +2523,25 @@
                 <w:rFonts w:ascii="Avenir Next" w:hAnsi="Avenir Next" w:cs="Avenir Next" w:eastAsia="Avenir Next"/>
                 <w:b/>
                 <w:color w:val="003A70"/>
+                <w:sz w:val="22"/>
+                <w:szCs w:val="20"/>
+              </w:rPr>
+              <w:t xml:space="preserve">a.</w:t>
+            </w:r>
+            <w:r>
+              <w:rPr>
+                <w:rFonts w:ascii="Avenir Next" w:hAnsi="Avenir Next" w:cs="Avenir Next" w:eastAsia="Avenir Next"/>
+                <w:color w:val="1A1A1A"/>
                 <w:sz w:val="20"/>
                 <w:szCs w:val="20"/>
               </w:rPr>
-              <w:t xml:space="preserve">a.</w:t>
-            </w:r>
-            <w:r>
-              <w:rPr>
-                <w:rFonts w:ascii="Avenir Next" w:hAnsi="Avenir Next" w:cs="Avenir Next" w:eastAsia="Avenir Next"/>
-                <w:color w:val="1A1A1A"/>
-                <w:sz w:val="20"/>
-                <w:szCs w:val="20"/>
-              </w:rPr>
               <w:tab/>
             </w:r>
             <w:r>
               <w:rPr>
                 <w:rFonts w:ascii="Avenir Next" w:hAnsi="Avenir Next" w:cs="Avenir Next" w:eastAsia="Avenir Next"/>
                 <w:color w:val="1A1A1A"/>
-                <w:sz w:val="20"/>
+                <w:sz w:val="22"/>
                 <w:szCs w:val="20"/>
               </w:rPr>
               <w:t xml:space="preserve">Write an equation for the number of buses.</w:t>
@@ -2576,25 +2580,25 @@
                 <w:rFonts w:ascii="Avenir Next" w:hAnsi="Avenir Next" w:cs="Avenir Next" w:eastAsia="Avenir Next"/>
                 <w:b/>
                 <w:color w:val="003A70"/>
+                <w:sz w:val="22"/>
+                <w:szCs w:val="20"/>
+              </w:rPr>
+              <w:t xml:space="preserve">b.</w:t>
+            </w:r>
+            <w:r>
+              <w:rPr>
+                <w:rFonts w:ascii="Avenir Next" w:hAnsi="Avenir Next" w:cs="Avenir Next" w:eastAsia="Avenir Next"/>
+                <w:color w:val="1A1A1A"/>
                 <w:sz w:val="20"/>
                 <w:szCs w:val="20"/>
               </w:rPr>
-              <w:t xml:space="preserve">b.</w:t>
-            </w:r>
-            <w:r>
-              <w:rPr>
-                <w:rFonts w:ascii="Avenir Next" w:hAnsi="Avenir Next" w:cs="Avenir Next" w:eastAsia="Avenir Next"/>
-                <w:color w:val="1A1A1A"/>
-                <w:sz w:val="20"/>
-                <w:szCs w:val="20"/>
-              </w:rPr>
               <w:tab/>
             </w:r>
             <w:r>
               <w:rPr>
                 <w:rFonts w:ascii="Avenir Next" w:hAnsi="Avenir Next" w:cs="Avenir Next" w:eastAsia="Avenir Next"/>
                 <w:color w:val="1A1A1A"/>
-                <w:sz w:val="20"/>
+                <w:sz w:val="22"/>
                 <w:szCs w:val="20"/>
               </w:rPr>
               <w:t xml:space="preserve">Test </w:t>
@@ -2604,7 +2608,7 @@
                 <w:rFonts w:ascii="Avenir Next" w:hAnsi="Avenir Next" w:cs="Avenir Next" w:eastAsia="Avenir Next"/>
                 <w:i/>
                 <w:color w:val="1A1A1A"/>
-                <w:sz w:val="20"/>
+                <w:sz w:val="22"/>
                 <w:szCs w:val="20"/>
               </w:rPr>
               <w:t xml:space="preserve">b</w:t>
@@ -2613,7 +2617,7 @@
               <w:rPr>
                 <w:rFonts w:ascii="Avenir Next" w:hAnsi="Avenir Next" w:cs="Avenir Next" w:eastAsia="Avenir Next"/>
                 <w:color w:val="1A1A1A"/>
-                <w:sz w:val="20"/>
+                <w:sz w:val="22"/>
                 <w:szCs w:val="20"/>
               </w:rPr>
               <w:t xml:space="preserve"> = 4. Is it the solution?</w:t>
@@ -2643,12 +2647,12 @@
     </w:tbl>
     <w:p>
       <w:pPr>
-        <w:spacing w:before="0" w:after="0" w:line="20" w:lineRule="exact"/>
+        <w:spacing w:before="0" w:after="0" w:line="50" w:lineRule="exact"/>
       </w:pPr>
     </w:p>
     <w:p>
       <w:pPr>
-        <w:spacing w:before="0" w:after="0" w:line="20" w:lineRule="exact"/>
+        <w:spacing w:before="0" w:after="0" w:line="50" w:lineRule="exact"/>
       </w:pPr>
     </w:p>
     <w:tbl>
@@ -2698,18 +2702,18 @@
                 <w:rFonts w:ascii="Avenir Next" w:hAnsi="Avenir Next" w:cs="Avenir Next" w:eastAsia="Avenir Next"/>
                 <w:b/>
                 <w:color w:val="1A1A1A"/>
+                <w:sz w:val="22"/>
+                <w:szCs w:val="20"/>
+              </w:rPr>
+              <w:t xml:space="preserve">8.</w:t>
+            </w:r>
+            <w:r>
+              <w:rPr>
+                <w:rFonts w:ascii="Avenir Next" w:hAnsi="Avenir Next" w:cs="Avenir Next" w:eastAsia="Avenir Next"/>
+                <w:color w:val="1A1A1A"/>
                 <w:sz w:val="20"/>
                 <w:szCs w:val="20"/>
               </w:rPr>
-              <w:t xml:space="preserve">8.</w:t>
-            </w:r>
-            <w:r>
-              <w:rPr>
-                <w:rFonts w:ascii="Avenir Next" w:hAnsi="Avenir Next" w:cs="Avenir Next" w:eastAsia="Avenir Next"/>
-                <w:color w:val="1A1A1A"/>
-                <w:sz w:val="20"/>
-                <w:szCs w:val="20"/>
-              </w:rPr>
               <w:tab/>
             </w:r>
             <w:r>
@@ -2717,7 +2721,7 @@
                 <w:rFonts w:ascii="Avenir Next" w:hAnsi="Avenir Next" w:cs="Avenir Next" w:eastAsia="Avenir Next"/>
                 <w:b/>
                 <w:color w:val="1A1A1A"/>
-                <w:sz w:val="20"/>
+                <w:sz w:val="22"/>
                 <w:szCs w:val="20"/>
               </w:rPr>
               <w:t xml:space="preserve">Field Trip Cost.  </w:t>
@@ -2726,7 +2730,7 @@
               <w:rPr>
                 <w:rFonts w:ascii="Avenir Next" w:hAnsi="Avenir Next" w:cs="Avenir Next" w:eastAsia="Avenir Next"/>
                 <w:color w:val="1A1A1A"/>
-                <w:sz w:val="20"/>
+                <w:sz w:val="22"/>
                 <w:szCs w:val="20"/>
               </w:rPr>
               <w:t xml:space="preserve">A trip costs a $120 fee plus $8 for each student. The total bill is $360.</w:t>
@@ -2746,25 +2750,25 @@
                 <w:rFonts w:ascii="Avenir Next" w:hAnsi="Avenir Next" w:cs="Avenir Next" w:eastAsia="Avenir Next"/>
                 <w:b/>
                 <w:color w:val="003A70"/>
+                <w:sz w:val="22"/>
+                <w:szCs w:val="20"/>
+              </w:rPr>
+              <w:t xml:space="preserve">a.</w:t>
+            </w:r>
+            <w:r>
+              <w:rPr>
+                <w:rFonts w:ascii="Avenir Next" w:hAnsi="Avenir Next" w:cs="Avenir Next" w:eastAsia="Avenir Next"/>
+                <w:color w:val="1A1A1A"/>
                 <w:sz w:val="20"/>
                 <w:szCs w:val="20"/>
               </w:rPr>
-              <w:t xml:space="preserve">a.</w:t>
-            </w:r>
-            <w:r>
-              <w:rPr>
-                <w:rFonts w:ascii="Avenir Next" w:hAnsi="Avenir Next" w:cs="Avenir Next" w:eastAsia="Avenir Next"/>
-                <w:color w:val="1A1A1A"/>
-                <w:sz w:val="20"/>
-                <w:szCs w:val="20"/>
-              </w:rPr>
               <w:tab/>
             </w:r>
             <w:r>
               <w:rPr>
                 <w:rFonts w:ascii="Avenir Next" w:hAnsi="Avenir Next" w:cs="Avenir Next" w:eastAsia="Avenir Next"/>
                 <w:color w:val="1A1A1A"/>
-                <w:sz w:val="20"/>
+                <w:sz w:val="22"/>
                 <w:szCs w:val="20"/>
               </w:rPr>
               <w:t xml:space="preserve">Define a variable. Write an equation.</w:t>
@@ -2803,25 +2807,25 @@
                 <w:rFonts w:ascii="Avenir Next" w:hAnsi="Avenir Next" w:cs="Avenir Next" w:eastAsia="Avenir Next"/>
                 <w:b/>
                 <w:color w:val="003A70"/>
+                <w:sz w:val="22"/>
+                <w:szCs w:val="20"/>
+              </w:rPr>
+              <w:t xml:space="preserve">b.</w:t>
+            </w:r>
+            <w:r>
+              <w:rPr>
+                <w:rFonts w:ascii="Avenir Next" w:hAnsi="Avenir Next" w:cs="Avenir Next" w:eastAsia="Avenir Next"/>
+                <w:color w:val="1A1A1A"/>
                 <w:sz w:val="20"/>
                 <w:szCs w:val="20"/>
               </w:rPr>
-              <w:t xml:space="preserve">b.</w:t>
-            </w:r>
-            <w:r>
-              <w:rPr>
-                <w:rFonts w:ascii="Avenir Next" w:hAnsi="Avenir Next" w:cs="Avenir Next" w:eastAsia="Avenir Next"/>
-                <w:color w:val="1A1A1A"/>
-                <w:sz w:val="20"/>
-                <w:szCs w:val="20"/>
-              </w:rPr>
               <w:tab/>
             </w:r>
             <w:r>
               <w:rPr>
                 <w:rFonts w:ascii="Avenir Next" w:hAnsi="Avenir Next" w:cs="Avenir Next" w:eastAsia="Avenir Next"/>
                 <w:color w:val="1A1A1A"/>
-                <w:sz w:val="20"/>
+                <w:sz w:val="22"/>
                 <w:szCs w:val="20"/>
               </w:rPr>
               <w:t xml:space="preserve">Test 30 students. Does it fit the bill?</w:t>
@@ -2860,25 +2864,25 @@
                 <w:rFonts w:ascii="Avenir Next" w:hAnsi="Avenir Next" w:cs="Avenir Next" w:eastAsia="Avenir Next"/>
                 <w:b/>
                 <w:color w:val="003A70"/>
+                <w:sz w:val="22"/>
+                <w:szCs w:val="20"/>
+              </w:rPr>
+              <w:t xml:space="preserve">c.</w:t>
+            </w:r>
+            <w:r>
+              <w:rPr>
+                <w:rFonts w:ascii="Avenir Next" w:hAnsi="Avenir Next" w:cs="Avenir Next" w:eastAsia="Avenir Next"/>
+                <w:color w:val="1A1A1A"/>
                 <w:sz w:val="20"/>
                 <w:szCs w:val="20"/>
               </w:rPr>
-              <w:t xml:space="preserve">c.</w:t>
-            </w:r>
-            <w:r>
-              <w:rPr>
-                <w:rFonts w:ascii="Avenir Next" w:hAnsi="Avenir Next" w:cs="Avenir Next" w:eastAsia="Avenir Next"/>
-                <w:color w:val="1A1A1A"/>
-                <w:sz w:val="20"/>
-                <w:szCs w:val="20"/>
-              </w:rPr>
               <w:tab/>
             </w:r>
             <w:r>
               <w:rPr>
                 <w:rFonts w:ascii="Avenir Next" w:hAnsi="Avenir Next" w:cs="Avenir Next" w:eastAsia="Avenir Next"/>
                 <w:color w:val="1A1A1A"/>
-                <w:sz w:val="20"/>
+                <w:sz w:val="22"/>
                 <w:szCs w:val="20"/>
               </w:rPr>
               <w:t xml:space="preserve">If there were no $120 fee, what equation fits a $360 bill?</w:t>
@@ -2908,11 +2912,12 @@
     </w:tbl>
     <w:p>
       <w:pPr>
-        <w:spacing w:before="0" w:after="0" w:line="20" w:lineRule="exact"/>
+        <w:spacing w:before="0" w:after="0" w:line="50" w:lineRule="exact"/>
       </w:pPr>
     </w:p>
     <w:p>
       <w:pPr>
+        <w:pStyle w:val="Heading2"/>
         <w:keepNext/>
         <w:pBdr>
           <w:bottom w:val="single" w:sz="8" w:space="3" w:color="003A70"/>
@@ -2928,7 +2933,7 @@
           <w:b/>
           <w:color w:val="003A70"/>
           <w:spacing w:val="14"/>
-          <w:sz w:val="19"/>
+          <w:sz w:val="22"/>
           <w:szCs w:val="19"/>
         </w:rPr>
         <w:t xml:space="preserve">FIND THE ERROR</w:t>
@@ -2947,7 +2952,7 @@
           <w:rFonts w:ascii="Avenir Next" w:hAnsi="Avenir Next" w:cs="Avenir Next" w:eastAsia="Avenir Next"/>
           <w:i/>
           <w:color w:val="5A5F66"/>
-          <w:sz w:val="17"/>
+          <w:sz w:val="22"/>
           <w:szCs w:val="17"/>
         </w:rPr>
         <w:t xml:space="preserve">explain the mistake, then fix it</w:t>
@@ -2955,7 +2960,7 @@
     </w:p>
     <w:p>
       <w:pPr>
-        <w:spacing w:before="0" w:after="0" w:line="20" w:lineRule="exact"/>
+        <w:spacing w:before="0" w:after="0" w:line="50" w:lineRule="exact"/>
       </w:pPr>
     </w:p>
     <w:tbl>
@@ -3005,18 +3010,18 @@
                 <w:rFonts w:ascii="Avenir Next" w:hAnsi="Avenir Next" w:cs="Avenir Next" w:eastAsia="Avenir Next"/>
                 <w:b/>
                 <w:color w:val="1A1A1A"/>
+                <w:sz w:val="22"/>
+                <w:szCs w:val="20"/>
+              </w:rPr>
+              <w:t xml:space="preserve">9.</w:t>
+            </w:r>
+            <w:r>
+              <w:rPr>
+                <w:rFonts w:ascii="Avenir Next" w:hAnsi="Avenir Next" w:cs="Avenir Next" w:eastAsia="Avenir Next"/>
+                <w:color w:val="1A1A1A"/>
                 <w:sz w:val="20"/>
                 <w:szCs w:val="20"/>
               </w:rPr>
-              <w:t xml:space="preserve">9.</w:t>
-            </w:r>
-            <w:r>
-              <w:rPr>
-                <w:rFonts w:ascii="Avenir Next" w:hAnsi="Avenir Next" w:cs="Avenir Next" w:eastAsia="Avenir Next"/>
-                <w:color w:val="1A1A1A"/>
-                <w:sz w:val="20"/>
-                <w:szCs w:val="20"/>
-              </w:rPr>
               <w:tab/>
             </w:r>
             <w:r>
@@ -3024,7 +3029,7 @@
                 <w:rFonts w:ascii="Avenir Next" w:hAnsi="Avenir Next" w:cs="Avenir Next" w:eastAsia="Avenir Next"/>
                 <w:b/>
                 <w:color w:val="1A1A1A"/>
-                <w:sz w:val="20"/>
+                <w:sz w:val="22"/>
                 <w:szCs w:val="20"/>
               </w:rPr>
               <w:t xml:space="preserve">Elias’s Work.  </w:t>
@@ -3033,7 +3038,7 @@
               <w:rPr>
                 <w:rFonts w:ascii="Avenir Next" w:hAnsi="Avenir Next" w:cs="Avenir Next" w:eastAsia="Avenir Next"/>
                 <w:color w:val="1A1A1A"/>
-                <w:sz w:val="20"/>
+                <w:sz w:val="22"/>
                 <w:szCs w:val="20"/>
               </w:rPr>
               <w:t xml:space="preserve">A jar had 72 marbles. Some were removed, and 25 were left. Elias wrote 72 + </w:t>
@@ -3043,7 +3048,7 @@
                 <w:rFonts w:ascii="Avenir Next" w:hAnsi="Avenir Next" w:cs="Avenir Next" w:eastAsia="Avenir Next"/>
                 <w:i/>
                 <w:color w:val="1A1A1A"/>
-                <w:sz w:val="20"/>
+                <w:sz w:val="22"/>
                 <w:szCs w:val="20"/>
               </w:rPr>
               <w:t xml:space="preserve">m</w:t>
@@ -3052,7 +3057,7 @@
               <w:rPr>
                 <w:rFonts w:ascii="Avenir Next" w:hAnsi="Avenir Next" w:cs="Avenir Next" w:eastAsia="Avenir Next"/>
                 <w:color w:val="1A1A1A"/>
-                <w:sz w:val="20"/>
+                <w:sz w:val="22"/>
                 <w:szCs w:val="20"/>
               </w:rPr>
               <w:t xml:space="preserve"> = 25 and answered </w:t>
@@ -3062,7 +3067,7 @@
                 <w:rFonts w:ascii="Avenir Next" w:hAnsi="Avenir Next" w:cs="Avenir Next" w:eastAsia="Avenir Next"/>
                 <w:i/>
                 <w:color w:val="1A1A1A"/>
-                <w:sz w:val="20"/>
+                <w:sz w:val="22"/>
                 <w:szCs w:val="20"/>
               </w:rPr>
               <w:t xml:space="preserve">m</w:t>
@@ -3071,7 +3076,7 @@
               <w:rPr>
                 <w:rFonts w:ascii="Avenir Next" w:hAnsi="Avenir Next" w:cs="Avenir Next" w:eastAsia="Avenir Next"/>
                 <w:color w:val="1A1A1A"/>
-                <w:sz w:val="20"/>
+                <w:sz w:val="22"/>
                 <w:szCs w:val="20"/>
               </w:rPr>
               <w:t xml:space="preserve"> = 47. Explain his mistake. Write the correct equation.</w:t>
@@ -3117,7 +3122,7 @@
                 </w:tcPr>
                 <w:p>
                   <w:pPr>
-                    <w:spacing w:before="0" w:after="0" w:line="240" w:lineRule="auto"/>
+                    <w:spacing w:before="0" w:after="0" w:line="50" w:lineRule="exact"/>
                   </w:pPr>
                 </w:p>
               </w:tc>
@@ -3137,7 +3142,7 @@
                 </w:tcPr>
                 <w:p>
                   <w:pPr>
-                    <w:spacing w:before="0" w:after="0" w:line="240" w:lineRule="auto"/>
+                    <w:spacing w:before="0" w:after="0" w:line="50" w:lineRule="exact"/>
                   </w:pPr>
                 </w:p>
               </w:tc>
@@ -3157,7 +3162,7 @@
                 </w:tcPr>
                 <w:p>
                   <w:pPr>
-                    <w:spacing w:before="0" w:after="0" w:line="240" w:lineRule="auto"/>
+                    <w:spacing w:before="0" w:after="0" w:line="50" w:lineRule="exact"/>
                   </w:pPr>
                 </w:p>
               </w:tc>
@@ -3165,7 +3170,7 @@
           </w:tbl>
           <w:p>
             <w:pPr>
-              <w:spacing w:before="0" w:after="0" w:line="24" w:lineRule="auto"/>
+              <w:spacing w:before="0" w:after="0" w:line="50" w:lineRule="exact"/>
             </w:pPr>
           </w:p>
         </w:tc>
@@ -3173,11 +3178,12 @@
     </w:tbl>
     <w:p>
       <w:pPr>
-        <w:spacing w:before="0" w:after="0" w:line="20" w:lineRule="exact"/>
+        <w:spacing w:before="0" w:after="0" w:line="50" w:lineRule="exact"/>
       </w:pPr>
     </w:p>
     <w:p>
       <w:pPr>
+        <w:pStyle w:val="Heading2"/>
         <w:keepNext/>
         <w:pBdr>
           <w:bottom w:val="single" w:sz="8" w:space="3" w:color="003A70"/>
@@ -3193,7 +3199,7 @@
           <w:b/>
           <w:color w:val="003A70"/>
           <w:spacing w:val="14"/>
-          <w:sz w:val="19"/>
+          <w:sz w:val="22"/>
           <w:szCs w:val="19"/>
         </w:rPr>
         <w:t xml:space="preserve">TEST PRACTICE</w:t>
@@ -3212,7 +3218,7 @@
           <w:rFonts w:ascii="Avenir Next" w:hAnsi="Avenir Next" w:cs="Avenir Next" w:eastAsia="Avenir Next"/>
           <w:i/>
           <w:color w:val="5A5F66"/>
-          <w:sz w:val="17"/>
+          <w:sz w:val="22"/>
           <w:szCs w:val="17"/>
         </w:rPr>
         <w:t xml:space="preserve">choose the best answer</w:t>
@@ -3220,7 +3226,7 @@
     </w:p>
     <w:p>
       <w:pPr>
-        <w:spacing w:before="0" w:after="0" w:line="20" w:lineRule="exact"/>
+        <w:spacing w:before="0" w:after="0" w:line="50" w:lineRule="exact"/>
       </w:pPr>
     </w:p>
     <w:tbl>
@@ -3270,25 +3276,25 @@
                 <w:rFonts w:ascii="Avenir Next" w:hAnsi="Avenir Next" w:cs="Avenir Next" w:eastAsia="Avenir Next"/>
                 <w:b/>
                 <w:color w:val="1A1A1A"/>
+                <w:sz w:val="22"/>
+                <w:szCs w:val="20"/>
+              </w:rPr>
+              <w:t xml:space="preserve">10.</w:t>
+            </w:r>
+            <w:r>
+              <w:rPr>
+                <w:rFonts w:ascii="Avenir Next" w:hAnsi="Avenir Next" w:cs="Avenir Next" w:eastAsia="Avenir Next"/>
+                <w:color w:val="1A1A1A"/>
                 <w:sz w:val="20"/>
                 <w:szCs w:val="20"/>
               </w:rPr>
-              <w:t xml:space="preserve">10.</w:t>
-            </w:r>
-            <w:r>
-              <w:rPr>
-                <w:rFonts w:ascii="Avenir Next" w:hAnsi="Avenir Next" w:cs="Avenir Next" w:eastAsia="Avenir Next"/>
-                <w:color w:val="1A1A1A"/>
-                <w:sz w:val="20"/>
-                <w:szCs w:val="20"/>
-              </w:rPr>
               <w:tab/>
             </w:r>
             <w:r>
               <w:rPr>
                 <w:rFonts w:ascii="Avenir Next" w:hAnsi="Avenir Next" w:cs="Avenir Next" w:eastAsia="Avenir Next"/>
                 <w:color w:val="1A1A1A"/>
-                <w:sz w:val="20"/>
+                <w:sz w:val="22"/>
                 <w:szCs w:val="20"/>
               </w:rPr>
               <w:t xml:space="preserve">“A number increased by 12 equals 30” is written —</w:t>
@@ -3344,7 +3350,7 @@
                       <w:rFonts w:ascii="Avenir Next" w:hAnsi="Avenir Next" w:cs="Avenir Next" w:eastAsia="Avenir Next"/>
                       <w:b/>
                       <w:color w:val="003A70"/>
-                      <w:sz w:val="19"/>
+                      <w:sz w:val="22"/>
                       <w:szCs w:val="19"/>
                     </w:rPr>
                     <w:t xml:space="preserve">A</w:t>
@@ -3362,7 +3368,7 @@
                     <w:rPr>
                       <w:rFonts w:ascii="Avenir Next" w:hAnsi="Avenir Next" w:cs="Avenir Next" w:eastAsia="Avenir Next"/>
                       <w:color w:val="1A1A1A"/>
-                      <w:sz w:val="19"/>
+                      <w:sz w:val="22"/>
                       <w:szCs w:val="19"/>
                     </w:rPr>
                     <w:t xml:space="preserve">12</w:t>
@@ -3372,7 +3378,7 @@
                       <w:rFonts w:ascii="Avenir Next" w:hAnsi="Avenir Next" w:cs="Avenir Next" w:eastAsia="Avenir Next"/>
                       <w:i/>
                       <w:color w:val="1A1A1A"/>
-                      <w:sz w:val="19"/>
+                      <w:sz w:val="22"/>
                       <w:szCs w:val="19"/>
                     </w:rPr>
                     <w:t xml:space="preserve">n</w:t>
@@ -3381,7 +3387,7 @@
                     <w:rPr>
                       <w:rFonts w:ascii="Avenir Next" w:hAnsi="Avenir Next" w:cs="Avenir Next" w:eastAsia="Avenir Next"/>
                       <w:color w:val="1A1A1A"/>
-                      <w:sz w:val="19"/>
+                      <w:sz w:val="22"/>
                       <w:szCs w:val="19"/>
                     </w:rPr>
                     <w:t xml:space="preserve"> = 30</w:t>
@@ -3406,7 +3412,7 @@
                       <w:rFonts w:ascii="Avenir Next" w:hAnsi="Avenir Next" w:cs="Avenir Next" w:eastAsia="Avenir Next"/>
                       <w:b/>
                       <w:color w:val="003A70"/>
-                      <w:sz w:val="19"/>
+                      <w:sz w:val="22"/>
                       <w:szCs w:val="19"/>
                     </w:rPr>
                     <w:t xml:space="preserve">B</w:t>
@@ -3425,7 +3431,7 @@
                       <w:rFonts w:ascii="Avenir Next" w:hAnsi="Avenir Next" w:cs="Avenir Next" w:eastAsia="Avenir Next"/>
                       <w:i/>
                       <w:color w:val="1A1A1A"/>
-                      <w:sz w:val="19"/>
+                      <w:sz w:val="22"/>
                       <w:szCs w:val="19"/>
                     </w:rPr>
                     <w:t xml:space="preserve">n</w:t>
@@ -3434,7 +3440,7 @@
                     <w:rPr>
                       <w:rFonts w:ascii="Avenir Next" w:hAnsi="Avenir Next" w:cs="Avenir Next" w:eastAsia="Avenir Next"/>
                       <w:color w:val="1A1A1A"/>
-                      <w:sz w:val="19"/>
+                      <w:sz w:val="22"/>
                       <w:szCs w:val="19"/>
                     </w:rPr>
                     <w:t xml:space="preserve"> + 12 = 30</w:t>
@@ -3459,7 +3465,7 @@
                       <w:rFonts w:ascii="Avenir Next" w:hAnsi="Avenir Next" w:cs="Avenir Next" w:eastAsia="Avenir Next"/>
                       <w:b/>
                       <w:color w:val="003A70"/>
-                      <w:sz w:val="19"/>
+                      <w:sz w:val="22"/>
                       <w:szCs w:val="19"/>
                     </w:rPr>
                     <w:t xml:space="preserve">C</w:t>
@@ -3478,7 +3484,7 @@
                       <w:rFonts w:ascii="Avenir Next" w:hAnsi="Avenir Next" w:cs="Avenir Next" w:eastAsia="Avenir Next"/>
                       <w:i/>
                       <w:color w:val="1A1A1A"/>
-                      <w:sz w:val="19"/>
+                      <w:sz w:val="22"/>
                       <w:szCs w:val="19"/>
                     </w:rPr>
                     <w:t xml:space="preserve">n</w:t>
@@ -3487,7 +3493,7 @@
                     <w:rPr>
                       <w:rFonts w:ascii="Avenir Next" w:hAnsi="Avenir Next" w:cs="Avenir Next" w:eastAsia="Avenir Next"/>
                       <w:color w:val="1A1A1A"/>
-                      <w:sz w:val="19"/>
+                      <w:sz w:val="22"/>
                       <w:szCs w:val="19"/>
                     </w:rPr>
                     <w:t xml:space="preserve"> − 12 = 30</w:t>
@@ -3512,7 +3518,7 @@
                       <w:rFonts w:ascii="Avenir Next" w:hAnsi="Avenir Next" w:cs="Avenir Next" w:eastAsia="Avenir Next"/>
                       <w:b/>
                       <w:color w:val="003A70"/>
-                      <w:sz w:val="19"/>
+                      <w:sz w:val="22"/>
                       <w:szCs w:val="19"/>
                     </w:rPr>
                     <w:t xml:space="preserve">D</w:t>
@@ -3530,7 +3536,7 @@
                     <w:rPr>
                       <w:rFonts w:ascii="Avenir Next" w:hAnsi="Avenir Next" w:cs="Avenir Next" w:eastAsia="Avenir Next"/>
                       <w:color w:val="1A1A1A"/>
-                      <w:sz w:val="19"/>
+                      <w:sz w:val="22"/>
                       <w:szCs w:val="19"/>
                     </w:rPr>
                     <w:t xml:space="preserve">30 + </w:t>
@@ -3540,7 +3546,7 @@
                       <w:rFonts w:ascii="Avenir Next" w:hAnsi="Avenir Next" w:cs="Avenir Next" w:eastAsia="Avenir Next"/>
                       <w:i/>
                       <w:color w:val="1A1A1A"/>
-                      <w:sz w:val="19"/>
+                      <w:sz w:val="22"/>
                       <w:szCs w:val="19"/>
                     </w:rPr>
                     <w:t xml:space="preserve">n</w:t>
@@ -3549,7 +3555,7 @@
                     <w:rPr>
                       <w:rFonts w:ascii="Avenir Next" w:hAnsi="Avenir Next" w:cs="Avenir Next" w:eastAsia="Avenir Next"/>
                       <w:color w:val="1A1A1A"/>
-                      <w:sz w:val="19"/>
+                      <w:sz w:val="22"/>
                       <w:szCs w:val="19"/>
                     </w:rPr>
                     <w:t xml:space="preserve"> = 12</w:t>
@@ -3560,7 +3566,7 @@
           </w:tbl>
           <w:p>
             <w:pPr>
-              <w:spacing w:before="0" w:after="0" w:line="24" w:lineRule="auto"/>
+              <w:spacing w:before="0" w:after="0" w:line="50" w:lineRule="exact"/>
             </w:pPr>
           </w:p>
         </w:tc>
@@ -3568,12 +3574,12 @@
     </w:tbl>
     <w:p>
       <w:pPr>
-        <w:spacing w:before="0" w:after="0" w:line="20" w:lineRule="exact"/>
+        <w:spacing w:before="0" w:after="0" w:line="50" w:lineRule="exact"/>
       </w:pPr>
     </w:p>
     <w:p>
       <w:pPr>
-        <w:spacing w:before="0" w:after="0" w:line="20" w:lineRule="exact"/>
+        <w:spacing w:before="0" w:after="0" w:line="50" w:lineRule="exact"/>
       </w:pPr>
     </w:p>
     <w:tbl>
@@ -3623,25 +3629,25 @@
                 <w:rFonts w:ascii="Avenir Next" w:hAnsi="Avenir Next" w:cs="Avenir Next" w:eastAsia="Avenir Next"/>
                 <w:b/>
                 <w:color w:val="1A1A1A"/>
+                <w:sz w:val="22"/>
+                <w:szCs w:val="20"/>
+              </w:rPr>
+              <w:t xml:space="preserve">11.</w:t>
+            </w:r>
+            <w:r>
+              <w:rPr>
+                <w:rFonts w:ascii="Avenir Next" w:hAnsi="Avenir Next" w:cs="Avenir Next" w:eastAsia="Avenir Next"/>
+                <w:color w:val="1A1A1A"/>
                 <w:sz w:val="20"/>
                 <w:szCs w:val="20"/>
               </w:rPr>
-              <w:t xml:space="preserve">11.</w:t>
-            </w:r>
-            <w:r>
-              <w:rPr>
-                <w:rFonts w:ascii="Avenir Next" w:hAnsi="Avenir Next" w:cs="Avenir Next" w:eastAsia="Avenir Next"/>
-                <w:color w:val="1A1A1A"/>
-                <w:sz w:val="20"/>
-                <w:szCs w:val="20"/>
-              </w:rPr>
               <w:tab/>
             </w:r>
             <w:r>
               <w:rPr>
                 <w:rFonts w:ascii="Avenir Next" w:hAnsi="Avenir Next" w:cs="Avenir Next" w:eastAsia="Avenir Next"/>
                 <w:color w:val="1A1A1A"/>
-                <w:sz w:val="20"/>
+                <w:sz w:val="22"/>
                 <w:szCs w:val="20"/>
               </w:rPr>
               <w:t xml:space="preserve">“A number decreased by 9 equals 14” is written —</w:t>
@@ -3697,7 +3703,7 @@
                       <w:rFonts w:ascii="Avenir Next" w:hAnsi="Avenir Next" w:cs="Avenir Next" w:eastAsia="Avenir Next"/>
                       <w:b/>
                       <w:color w:val="003A70"/>
-                      <w:sz w:val="19"/>
+                      <w:sz w:val="22"/>
                       <w:szCs w:val="19"/>
                     </w:rPr>
                     <w:t xml:space="preserve">A</w:t>
@@ -3716,7 +3722,7 @@
                       <w:rFonts w:ascii="Avenir Next" w:hAnsi="Avenir Next" w:cs="Avenir Next" w:eastAsia="Avenir Next"/>
                       <w:i/>
                       <w:color w:val="1A1A1A"/>
-                      <w:sz w:val="19"/>
+                      <w:sz w:val="22"/>
                       <w:szCs w:val="19"/>
                     </w:rPr>
                     <w:t xml:space="preserve">n</w:t>
@@ -3725,7 +3731,7 @@
                     <w:rPr>
                       <w:rFonts w:ascii="Avenir Next" w:hAnsi="Avenir Next" w:cs="Avenir Next" w:eastAsia="Avenir Next"/>
                       <w:color w:val="1A1A1A"/>
-                      <w:sz w:val="19"/>
+                      <w:sz w:val="22"/>
                       <w:szCs w:val="19"/>
                     </w:rPr>
                     <w:t xml:space="preserve"> + 9 = 14</w:t>
@@ -3750,7 +3756,7 @@
                       <w:rFonts w:ascii="Avenir Next" w:hAnsi="Avenir Next" w:cs="Avenir Next" w:eastAsia="Avenir Next"/>
                       <w:b/>
                       <w:color w:val="003A70"/>
-                      <w:sz w:val="19"/>
+                      <w:sz w:val="22"/>
                       <w:szCs w:val="19"/>
                     </w:rPr>
                     <w:t xml:space="preserve">B</w:t>
@@ -3768,7 +3774,7 @@
                     <w:rPr>
                       <w:rFonts w:ascii="Avenir Next" w:hAnsi="Avenir Next" w:cs="Avenir Next" w:eastAsia="Avenir Next"/>
                       <w:color w:val="1A1A1A"/>
-                      <w:sz w:val="19"/>
+                      <w:sz w:val="22"/>
                       <w:szCs w:val="19"/>
                     </w:rPr>
                     <w:t xml:space="preserve">9 − </w:t>
@@ -3778,7 +3784,7 @@
                       <w:rFonts w:ascii="Avenir Next" w:hAnsi="Avenir Next" w:cs="Avenir Next" w:eastAsia="Avenir Next"/>
                       <w:i/>
                       <w:color w:val="1A1A1A"/>
-                      <w:sz w:val="19"/>
+                      <w:sz w:val="22"/>
                       <w:szCs w:val="19"/>
                     </w:rPr>
                     <w:t xml:space="preserve">n</w:t>
@@ -3787,7 +3793,7 @@
                     <w:rPr>
                       <w:rFonts w:ascii="Avenir Next" w:hAnsi="Avenir Next" w:cs="Avenir Next" w:eastAsia="Avenir Next"/>
                       <w:color w:val="1A1A1A"/>
-                      <w:sz w:val="19"/>
+                      <w:sz w:val="22"/>
                       <w:szCs w:val="19"/>
                     </w:rPr>
                     <w:t xml:space="preserve"> = 14</w:t>
@@ -3812,7 +3818,7 @@
                       <w:rFonts w:ascii="Avenir Next" w:hAnsi="Avenir Next" w:cs="Avenir Next" w:eastAsia="Avenir Next"/>
                       <w:b/>
                       <w:color w:val="003A70"/>
-                      <w:sz w:val="19"/>
+                      <w:sz w:val="22"/>
                       <w:szCs w:val="19"/>
                     </w:rPr>
                     <w:t xml:space="preserve">C</w:t>
@@ -3830,7 +3836,7 @@
                     <w:rPr>
                       <w:rFonts w:ascii="Avenir Next" w:hAnsi="Avenir Next" w:cs="Avenir Next" w:eastAsia="Avenir Next"/>
                       <w:color w:val="1A1A1A"/>
-                      <w:sz w:val="19"/>
+                      <w:sz w:val="22"/>
                       <w:szCs w:val="19"/>
                     </w:rPr>
                     <w:t xml:space="preserve">9</w:t>
@@ -3840,7 +3846,7 @@
                       <w:rFonts w:ascii="Avenir Next" w:hAnsi="Avenir Next" w:cs="Avenir Next" w:eastAsia="Avenir Next"/>
                       <w:i/>
                       <w:color w:val="1A1A1A"/>
-                      <w:sz w:val="19"/>
+                      <w:sz w:val="22"/>
                       <w:szCs w:val="19"/>
                     </w:rPr>
                     <w:t xml:space="preserve">n</w:t>
@@ -3849,7 +3855,7 @@
                     <w:rPr>
                       <w:rFonts w:ascii="Avenir Next" w:hAnsi="Avenir Next" w:cs="Avenir Next" w:eastAsia="Avenir Next"/>
                       <w:color w:val="1A1A1A"/>
-                      <w:sz w:val="19"/>
+                      <w:sz w:val="22"/>
                       <w:szCs w:val="19"/>
                     </w:rPr>
                     <w:t xml:space="preserve"> = 14</w:t>
@@ -3874,7 +3880,7 @@
                       <w:rFonts w:ascii="Avenir Next" w:hAnsi="Avenir Next" w:cs="Avenir Next" w:eastAsia="Avenir Next"/>
                       <w:b/>
                       <w:color w:val="003A70"/>
-                      <w:sz w:val="19"/>
+                      <w:sz w:val="22"/>
                       <w:szCs w:val="19"/>
                     </w:rPr>
                     <w:t xml:space="preserve">D</w:t>
@@ -3893,7 +3899,7 @@
                       <w:rFonts w:ascii="Avenir Next" w:hAnsi="Avenir Next" w:cs="Avenir Next" w:eastAsia="Avenir Next"/>
                       <w:i/>
                       <w:color w:val="1A1A1A"/>
-                      <w:sz w:val="19"/>
+                      <w:sz w:val="22"/>
                       <w:szCs w:val="19"/>
                     </w:rPr>
                     <w:t xml:space="preserve">n</w:t>
@@ -3902,7 +3908,7 @@
                     <w:rPr>
                       <w:rFonts w:ascii="Avenir Next" w:hAnsi="Avenir Next" w:cs="Avenir Next" w:eastAsia="Avenir Next"/>
                       <w:color w:val="1A1A1A"/>
-                      <w:sz w:val="19"/>
+                      <w:sz w:val="22"/>
                       <w:szCs w:val="19"/>
                     </w:rPr>
                     <w:t xml:space="preserve"> − 9 = 14</w:t>
@@ -3913,7 +3919,7 @@
           </w:tbl>
           <w:p>
             <w:pPr>
-              <w:spacing w:before="0" w:after="0" w:line="24" w:lineRule="auto"/>
+              <w:spacing w:before="0" w:after="0" w:line="50" w:lineRule="exact"/>
             </w:pPr>
           </w:p>
         </w:tc>
@@ -3921,11 +3927,12 @@
     </w:tbl>
     <w:p>
       <w:pPr>
-        <w:spacing w:before="0" w:after="0" w:line="20" w:lineRule="exact"/>
+        <w:spacing w:before="0" w:after="0" w:line="50" w:lineRule="exact"/>
       </w:pPr>
     </w:p>
     <w:p>
       <w:pPr>
+        <w:pStyle w:val="Heading2"/>
         <w:keepNext/>
         <w:pBdr>
           <w:bottom w:val="single" w:sz="8" w:space="3" w:color="003A70"/>
@@ -3941,7 +3948,7 @@
           <w:b/>
           <w:color w:val="003A70"/>
           <w:spacing w:val="14"/>
-          <w:sz w:val="19"/>
+          <w:sz w:val="22"/>
           <w:szCs w:val="19"/>
         </w:rPr>
         <w:t xml:space="preserve">SELF-CHECK CODE</w:t>
@@ -3960,7 +3967,7 @@
           <w:rFonts w:ascii="Avenir Next" w:hAnsi="Avenir Next" w:cs="Avenir Next" w:eastAsia="Avenir Next"/>
           <w:i/>
           <w:color w:val="5A5F66"/>
-          <w:sz w:val="17"/>
+          <w:sz w:val="22"/>
           <w:szCs w:val="17"/>
         </w:rPr>
         <w:t xml:space="preserve">find your answer · copy its letter into that problem’s box · spell a math word</w:t>
@@ -4018,7 +4025,7 @@
                 <w:rFonts w:ascii="Avenir Next" w:hAnsi="Avenir Next" w:cs="Avenir Next" w:eastAsia="Avenir Next"/>
                 <w:b/>
                 <w:color w:val="1A1A1A"/>
-                <w:sz w:val="18"/>
+                <w:sz w:val="22"/>
                 <w:szCs w:val="18"/>
               </w:rPr>
               <w:t xml:space="preserve">18</w:t>
@@ -4034,7 +4041,7 @@
                 <w:rFonts w:ascii="Avenir Next" w:hAnsi="Avenir Next" w:cs="Avenir Next" w:eastAsia="Avenir Next"/>
                 <w:b/>
                 <w:color w:val="003A70"/>
-                <w:sz w:val="18"/>
+                <w:sz w:val="22"/>
                 <w:szCs w:val="18"/>
               </w:rPr>
               <w:t xml:space="preserve">T</w:t>
@@ -4057,7 +4064,7 @@
                 <w:rFonts w:ascii="Avenir Next" w:hAnsi="Avenir Next" w:cs="Avenir Next" w:eastAsia="Avenir Next"/>
                 <w:b/>
                 <w:color w:val="1A1A1A"/>
-                <w:sz w:val="18"/>
+                <w:sz w:val="22"/>
                 <w:szCs w:val="18"/>
               </w:rPr>
               <w:t xml:space="preserve">24</w:t>
@@ -4073,7 +4080,7 @@
                 <w:rFonts w:ascii="Avenir Next" w:hAnsi="Avenir Next" w:cs="Avenir Next" w:eastAsia="Avenir Next"/>
                 <w:b/>
                 <w:color w:val="003A70"/>
-                <w:sz w:val="18"/>
+                <w:sz w:val="22"/>
                 <w:szCs w:val="18"/>
               </w:rPr>
               <w:t xml:space="preserve">Z</w:t>
@@ -4096,7 +4103,7 @@
                 <w:rFonts w:ascii="Avenir Next" w:hAnsi="Avenir Next" w:cs="Avenir Next" w:eastAsia="Avenir Next"/>
                 <w:b/>
                 <w:color w:val="1A1A1A"/>
-                <w:sz w:val="18"/>
+                <w:sz w:val="22"/>
                 <w:szCs w:val="18"/>
               </w:rPr>
               <w:t xml:space="preserve">70</w:t>
@@ -4112,7 +4119,7 @@
                 <w:rFonts w:ascii="Avenir Next" w:hAnsi="Avenir Next" w:cs="Avenir Next" w:eastAsia="Avenir Next"/>
                 <w:b/>
                 <w:color w:val="003A70"/>
-                <w:sz w:val="18"/>
+                <w:sz w:val="22"/>
                 <w:szCs w:val="18"/>
               </w:rPr>
               <w:t xml:space="preserve">X</w:t>
@@ -4135,7 +4142,7 @@
                 <w:rFonts w:ascii="Avenir Next" w:hAnsi="Avenir Next" w:cs="Avenir Next" w:eastAsia="Avenir Next"/>
                 <w:b/>
                 <w:color w:val="1A1A1A"/>
-                <w:sz w:val="18"/>
+                <w:sz w:val="22"/>
                 <w:szCs w:val="18"/>
               </w:rPr>
               <w:t xml:space="preserve">97</w:t>
@@ -4151,7 +4158,7 @@
                 <w:rFonts w:ascii="Avenir Next" w:hAnsi="Avenir Next" w:cs="Avenir Next" w:eastAsia="Avenir Next"/>
                 <w:b/>
                 <w:color w:val="003A70"/>
-                <w:sz w:val="18"/>
+                <w:sz w:val="22"/>
                 <w:szCs w:val="18"/>
               </w:rPr>
               <w:t xml:space="preserve">L</w:t>
@@ -4174,7 +4181,7 @@
                 <w:rFonts w:ascii="Avenir Next" w:hAnsi="Avenir Next" w:cs="Avenir Next" w:eastAsia="Avenir Next"/>
                 <w:b/>
                 <w:color w:val="1A1A1A"/>
-                <w:sz w:val="18"/>
+                <w:sz w:val="22"/>
                 <w:szCs w:val="18"/>
               </w:rPr>
               <w:t xml:space="preserve">53</w:t>
@@ -4190,7 +4197,7 @@
                 <w:rFonts w:ascii="Avenir Next" w:hAnsi="Avenir Next" w:cs="Avenir Next" w:eastAsia="Avenir Next"/>
                 <w:b/>
                 <w:color w:val="003A70"/>
-                <w:sz w:val="18"/>
+                <w:sz w:val="22"/>
                 <w:szCs w:val="18"/>
               </w:rPr>
               <w:t xml:space="preserve">J</w:t>
@@ -4213,7 +4220,7 @@
                 <w:rFonts w:ascii="Avenir Next" w:hAnsi="Avenir Next" w:cs="Avenir Next" w:eastAsia="Avenir Next"/>
                 <w:b/>
                 <w:color w:val="1A1A1A"/>
-                <w:sz w:val="18"/>
+                <w:sz w:val="22"/>
                 <w:szCs w:val="18"/>
               </w:rPr>
               <w:t xml:space="preserve">33</w:t>
@@ -4229,7 +4236,7 @@
                 <w:rFonts w:ascii="Avenir Next" w:hAnsi="Avenir Next" w:cs="Avenir Next" w:eastAsia="Avenir Next"/>
                 <w:b/>
                 <w:color w:val="003A70"/>
-                <w:sz w:val="18"/>
+                <w:sz w:val="22"/>
                 <w:szCs w:val="18"/>
               </w:rPr>
               <w:t xml:space="preserve">T</w:t>
@@ -4252,7 +4259,7 @@
                 <w:rFonts w:ascii="Avenir Next" w:hAnsi="Avenir Next" w:cs="Avenir Next" w:eastAsia="Avenir Next"/>
                 <w:b/>
                 <w:color w:val="1A1A1A"/>
-                <w:sz w:val="18"/>
+                <w:sz w:val="22"/>
                 <w:szCs w:val="18"/>
               </w:rPr>
               <w:t xml:space="preserve">89</w:t>
@@ -4268,7 +4275,7 @@
                 <w:rFonts w:ascii="Avenir Next" w:hAnsi="Avenir Next" w:cs="Avenir Next" w:eastAsia="Avenir Next"/>
                 <w:b/>
                 <w:color w:val="003A70"/>
-                <w:sz w:val="18"/>
+                <w:sz w:val="22"/>
                 <w:szCs w:val="18"/>
               </w:rPr>
               <w:t xml:space="preserve">Q</w:t>
@@ -4291,7 +4298,7 @@
                 <w:rFonts w:ascii="Avenir Next" w:hAnsi="Avenir Next" w:cs="Avenir Next" w:eastAsia="Avenir Next"/>
                 <w:b/>
                 <w:color w:val="1A1A1A"/>
-                <w:sz w:val="18"/>
+                <w:sz w:val="22"/>
                 <w:szCs w:val="18"/>
               </w:rPr>
               <w:t xml:space="preserve">32</w:t>
@@ -4307,7 +4314,7 @@
                 <w:rFonts w:ascii="Avenir Next" w:hAnsi="Avenir Next" w:cs="Avenir Next" w:eastAsia="Avenir Next"/>
                 <w:b/>
                 <w:color w:val="003A70"/>
-                <w:sz w:val="18"/>
+                <w:sz w:val="22"/>
                 <w:szCs w:val="18"/>
               </w:rPr>
               <w:t xml:space="preserve">A</w:t>
@@ -4330,7 +4337,7 @@
                 <w:rFonts w:ascii="Avenir Next" w:hAnsi="Avenir Next" w:cs="Avenir Next" w:eastAsia="Avenir Next"/>
                 <w:b/>
                 <w:color w:val="1A1A1A"/>
-                <w:sz w:val="18"/>
+                <w:sz w:val="22"/>
                 <w:szCs w:val="18"/>
               </w:rPr>
               <w:t xml:space="preserve">54</w:t>
@@ -4346,7 +4353,7 @@
                 <w:rFonts w:ascii="Avenir Next" w:hAnsi="Avenir Next" w:cs="Avenir Next" w:eastAsia="Avenir Next"/>
                 <w:b/>
                 <w:color w:val="003A70"/>
-                <w:sz w:val="18"/>
+                <w:sz w:val="22"/>
                 <w:szCs w:val="18"/>
               </w:rPr>
               <w:t xml:space="preserve">O</w:t>
@@ -4357,7 +4364,7 @@
     </w:tbl>
     <w:p>
       <w:pPr>
-        <w:spacing w:before="0" w:after="0" w:line="60" w:lineRule="auto"/>
+        <w:spacing w:before="0" w:after="0" w:line="50" w:lineRule="exact"/>
       </w:pPr>
     </w:p>
     <w:tbl>
@@ -4502,7 +4509,7 @@
     </w:tbl>
     <w:p>
       <w:pPr>
-        <w:spacing w:before="0" w:after="0" w:line="40" w:lineRule="auto"/>
+        <w:spacing w:before="0" w:after="0" w:line="50" w:lineRule="exact"/>
       </w:pPr>
     </w:p>
     <w:tbl>
@@ -4544,6 +4551,7 @@
           </w:tcPr>
           <w:p>
             <w:pPr>
+              <w:pStyle w:val="Heading2"/>
               <w:spacing w:before="0" w:after="0" w:line="240" w:lineRule="auto"/>
             </w:pPr>
             <w:r>
@@ -4581,7 +4589,7 @@
               <w:rPr>
                 <w:rFonts w:ascii="Avenir Next" w:hAnsi="Avenir Next" w:cs="Avenir Next" w:eastAsia="Avenir Next"/>
                 <w:color w:val="1A1A1A"/>
-                <w:sz w:val="17"/>
+                <w:sz w:val="22"/>
                 <w:szCs w:val="17"/>
               </w:rPr>
               <w:t xml:space="preserve">  I can do this on my own</w:t>
@@ -4610,7 +4618,7 @@
               <w:rPr>
                 <w:rFonts w:ascii="Avenir Next" w:hAnsi="Avenir Next" w:cs="Avenir Next" w:eastAsia="Avenir Next"/>
                 <w:color w:val="1A1A1A"/>
-                <w:sz w:val="17"/>
+                <w:sz w:val="22"/>
                 <w:szCs w:val="17"/>
               </w:rPr>
               <w:t xml:space="preserve">  I need a little help</w:t>
@@ -4639,7 +4647,7 @@
               <w:rPr>
                 <w:rFonts w:ascii="Avenir Next" w:hAnsi="Avenir Next" w:cs="Avenir Next" w:eastAsia="Avenir Next"/>
                 <w:color w:val="1A1A1A"/>
-                <w:sz w:val="17"/>
+                <w:sz w:val="22"/>
                 <w:szCs w:val="17"/>
               </w:rPr>
               <w:t xml:space="preserve">  I have a question about #</w:t>
@@ -4660,7 +4668,7 @@
     </w:tbl>
     <w:p>
       <w:pPr>
-        <w:spacing w:before="0" w:after="0" w:line="20" w:lineRule="exact"/>
+        <w:spacing w:before="0" w:after="0" w:line="50" w:lineRule="exact"/>
       </w:pPr>
     </w:p>
     <w:sectPr>
@@ -4746,7 +4754,106 @@
               <w:sz w:val="15"/>
               <w:szCs w:val="15"/>
             </w:rPr>
-            <w:t xml:space="preserve">Lesson 8-1  ·  Session 2  ·  Practice Form A</w:t>
+            <w:t xml:space="preserve">8-1 · Page </w:t>
+          </w:r>
+          <w:r>
+            <w:rPr>
+              <w:rFonts w:ascii="Avenir Next" w:hAnsi="Avenir Next" w:cs="Avenir Next" w:eastAsia="Avenir Next"/>
+              <w:color w:val="5A5F66"/>
+              <w:sz w:val="15"/>
+              <w:szCs w:val="15"/>
+            </w:rPr>
+            <w:fldChar w:fldCharType="begin"/>
+          </w:r>
+          <w:r>
+            <w:rPr>
+              <w:rFonts w:ascii="Avenir Next" w:hAnsi="Avenir Next" w:cs="Avenir Next" w:eastAsia="Avenir Next"/>
+              <w:color w:val="5A5F66"/>
+              <w:sz w:val="15"/>
+              <w:szCs w:val="15"/>
+            </w:rPr>
+            <w:instrText xml:space="preserve"> PAGE </w:instrText>
+          </w:r>
+          <w:r>
+            <w:rPr>
+              <w:rFonts w:ascii="Avenir Next" w:hAnsi="Avenir Next" w:cs="Avenir Next" w:eastAsia="Avenir Next"/>
+              <w:color w:val="5A5F66"/>
+              <w:sz w:val="15"/>
+              <w:szCs w:val="15"/>
+            </w:rPr>
+            <w:fldChar w:fldCharType="separate"/>
+          </w:r>
+          <w:r>
+            <w:rPr>
+              <w:rFonts w:ascii="Avenir Next" w:hAnsi="Avenir Next" w:cs="Avenir Next" w:eastAsia="Avenir Next"/>
+              <w:color w:val="5A5F66"/>
+              <w:sz w:val="15"/>
+              <w:szCs w:val="15"/>
+            </w:rPr>
+            <w:t xml:space="preserve">1</w:t>
+          </w:r>
+          <w:r>
+            <w:rPr>
+              <w:rFonts w:ascii="Avenir Next" w:hAnsi="Avenir Next" w:cs="Avenir Next" w:eastAsia="Avenir Next"/>
+              <w:color w:val="5A5F66"/>
+              <w:sz w:val="15"/>
+              <w:szCs w:val="15"/>
+            </w:rPr>
+            <w:fldChar w:fldCharType="end"/>
+          </w:r>
+          <w:r>
+            <w:rPr>
+              <w:rFonts w:ascii="Avenir Next" w:hAnsi="Avenir Next" w:cs="Avenir Next" w:eastAsia="Avenir Next"/>
+              <w:color w:val="5A5F66"/>
+              <w:sz w:val="15"/>
+              <w:szCs w:val="15"/>
+            </w:rPr>
+            <w:t xml:space="preserve"> of </w:t>
+          </w:r>
+          <w:r>
+            <w:rPr>
+              <w:rFonts w:ascii="Avenir Next" w:hAnsi="Avenir Next" w:cs="Avenir Next" w:eastAsia="Avenir Next"/>
+              <w:color w:val="5A5F66"/>
+              <w:sz w:val="15"/>
+              <w:szCs w:val="15"/>
+            </w:rPr>
+            <w:fldChar w:fldCharType="begin"/>
+          </w:r>
+          <w:r>
+            <w:rPr>
+              <w:rFonts w:ascii="Avenir Next" w:hAnsi="Avenir Next" w:cs="Avenir Next" w:eastAsia="Avenir Next"/>
+              <w:color w:val="5A5F66"/>
+              <w:sz w:val="15"/>
+              <w:szCs w:val="15"/>
+            </w:rPr>
+            <w:instrText xml:space="preserve"> NUMPAGES </w:instrText>
+          </w:r>
+          <w:r>
+            <w:rPr>
+              <w:rFonts w:ascii="Avenir Next" w:hAnsi="Avenir Next" w:cs="Avenir Next" w:eastAsia="Avenir Next"/>
+              <w:color w:val="5A5F66"/>
+              <w:sz w:val="15"/>
+              <w:szCs w:val="15"/>
+            </w:rPr>
+            <w:fldChar w:fldCharType="separate"/>
+          </w:r>
+          <w:r>
+            <w:rPr>
+              <w:rFonts w:ascii="Avenir Next" w:hAnsi="Avenir Next" w:cs="Avenir Next" w:eastAsia="Avenir Next"/>
+              <w:color w:val="5A5F66"/>
+              <w:sz w:val="15"/>
+              <w:szCs w:val="15"/>
+            </w:rPr>
+            <w:t xml:space="preserve">1</w:t>
+          </w:r>
+          <w:r>
+            <w:rPr>
+              <w:rFonts w:ascii="Avenir Next" w:hAnsi="Avenir Next" w:cs="Avenir Next" w:eastAsia="Avenir Next"/>
+              <w:color w:val="5A5F66"/>
+              <w:sz w:val="15"/>
+              <w:szCs w:val="15"/>
+            </w:rPr>
+            <w:fldChar w:fldCharType="end"/>
           </w:r>
         </w:p>
       </w:tc>
@@ -4789,5 +4896,23 @@
       </w:tblCellMar>
     </w:tblPr>
   </w:style>
+  <w:style w:type="paragraph" w:styleId="Heading1">
+    <w:name w:val="heading 1"/>
+    <w:basedOn w:val="Normal"/>
+    <w:pPr>
+      <w:outlineLvl w:val="0"/>
+      <w:keepNext w:val="0"/>
+      <w:keepLines w:val="0"/>
+    </w:pPr>
+  </w:style>
+  <w:style w:type="paragraph" w:styleId="Heading2">
+    <w:name w:val="heading 2"/>
+    <w:basedOn w:val="Normal"/>
+    <w:pPr>
+      <w:outlineLvl w:val="1"/>
+      <w:keepNext w:val="0"/>
+      <w:keepLines w:val="0"/>
+    </w:pPr>
+  </w:style>
 </w:styles>
 </file>